--- a/assets/temp_uploads/Radwa Salah AI Engineer.docx
+++ b/assets/temp_uploads/Radwa Salah AI Engineer.docx
@@ -71,7 +71,7 @@
     <w:p>
       <w:pPr>
         <w:pStyle w:val="6"/>
-        <w:ind w:left="2501" w:leftChars="600" w:hanging="1301" w:hangingChars="650"/>
+        <w:ind w:left="1301" w:leftChars="0" w:hanging="1301" w:hangingChars="650"/>
         <w:rPr>
           <w:rFonts w:hint="default"/>
           <w:b/>
@@ -190,18 +190,20 @@
       <w:pPr>
         <w:pStyle w:val="6"/>
         <w:rPr>
-          <w:rFonts w:hint="default"/>
+          <w:rFonts w:hint="default" w:ascii="Arial" w:hAnsi="Arial" w:cs="Arial"/>
           <w:b/>
           <w:bCs/>
           <w:color w:val="auto"/>
-          <w:sz w:val="32"/>
-          <w:szCs w:val="32"/>
-          <w:lang w:val="en-US"/>
-        </w:rPr>
-      </w:pPr>
-      <w:r>
-        <w:rPr>
-          <w:sz w:val="11"/>
+          <w:sz w:val="28"/>
+          <w:szCs w:val="28"/>
+          <w:lang w:val="en-US"/>
+        </w:rPr>
+      </w:pPr>
+      <w:r>
+        <w:rPr>
+          <w:rFonts w:hint="default" w:ascii="Arial" w:hAnsi="Arial" w:cs="Arial"/>
+          <w:sz w:val="28"/>
+          <w:szCs w:val="28"/>
         </w:rPr>
         <mc:AlternateContent>
           <mc:Choice Requires="wps">
@@ -272,12 +274,12 @@
       </w:r>
       <w:r>
         <w:rPr>
-          <w:rFonts w:hint="default"/>
+          <w:rFonts w:hint="default" w:ascii="Arial" w:hAnsi="Arial" w:cs="Arial"/>
           <w:b/>
           <w:bCs/>
           <w:color w:val="auto"/>
-          <w:sz w:val="32"/>
-          <w:szCs w:val="32"/>
+          <w:sz w:val="28"/>
+          <w:szCs w:val="28"/>
           <w:lang w:val="en-US"/>
         </w:rPr>
         <w:t>Profile</w:t>
@@ -285,108 +287,36 @@
     </w:p>
     <w:p>
       <w:pPr>
-        <w:keepNext w:val="0"/>
-        <w:keepLines w:val="0"/>
-        <w:widowControl/>
-        <w:suppressLineNumbers w:val="0"/>
-        <w:jc w:val="left"/>
-      </w:pPr>
-      <w:bookmarkStart w:id="0" w:name="_GoBack"/>
-      <w:r>
-        <w:rPr>
-          <w:rFonts w:ascii="Arial" w:hAnsi="Arial" w:eastAsia="SimSun" w:cs="Arial"/>
-          <w:color w:val="000000"/>
-          <w:kern w:val="0"/>
-          <w:sz w:val="19"/>
-          <w:szCs w:val="19"/>
-          <w:lang w:val="en-US" w:eastAsia="zh-CN" w:bidi="ar"/>
-        </w:rPr>
-        <w:t xml:space="preserve">Computer Science graduate specialized in Artificial Intelligence, with hands-on experience in machine </w:t>
-      </w:r>
-    </w:p>
-    <w:p>
-      <w:pPr>
-        <w:keepNext w:val="0"/>
-        <w:keepLines w:val="0"/>
-        <w:widowControl/>
-        <w:suppressLineNumbers w:val="0"/>
-        <w:jc w:val="left"/>
+        <w:jc w:val="both"/>
+        <w:rPr>
+          <w:rFonts w:hint="default" w:ascii="Arial" w:hAnsi="Arial" w:cs="Arial"/>
+          <w:b/>
+          <w:bCs/>
+          <w:sz w:val="22"/>
+          <w:szCs w:val="22"/>
+        </w:rPr>
       </w:pPr>
       <w:r>
         <w:rPr>
           <w:rFonts w:hint="default" w:ascii="Arial" w:hAnsi="Arial" w:eastAsia="SimSun" w:cs="Arial"/>
-          <w:color w:val="000000"/>
-          <w:kern w:val="0"/>
-          <w:sz w:val="19"/>
-          <w:szCs w:val="19"/>
-          <w:lang w:val="en-US" w:eastAsia="zh-CN" w:bidi="ar"/>
-        </w:rPr>
-        <w:t xml:space="preserve">learning, NLP, and LLMs, including text preprocessing, feature extraction, classical models, modern </w:t>
-      </w:r>
-    </w:p>
-    <w:p>
-      <w:pPr>
-        <w:keepNext w:val="0"/>
-        <w:keepLines w:val="0"/>
-        <w:widowControl/>
-        <w:suppressLineNumbers w:val="0"/>
-        <w:jc w:val="left"/>
-      </w:pPr>
-      <w:r>
-        <w:rPr>
-          <w:rFonts w:hint="default" w:ascii="Arial" w:hAnsi="Arial" w:eastAsia="SimSun" w:cs="Arial"/>
-          <w:color w:val="000000"/>
-          <w:kern w:val="0"/>
-          <w:sz w:val="19"/>
-          <w:szCs w:val="19"/>
-          <w:lang w:val="en-US" w:eastAsia="zh-CN" w:bidi="ar"/>
-        </w:rPr>
-        <w:t xml:space="preserve">embeddings, and LLM workflows such as prompting, fine-tuning, and chaining. Trained through NTI and </w:t>
-      </w:r>
-    </w:p>
-    <w:p>
-      <w:pPr>
-        <w:keepNext w:val="0"/>
-        <w:keepLines w:val="0"/>
-        <w:widowControl/>
-        <w:suppressLineNumbers w:val="0"/>
-        <w:jc w:val="left"/>
-      </w:pPr>
-      <w:r>
-        <w:rPr>
-          <w:rFonts w:hint="default" w:ascii="Arial" w:hAnsi="Arial" w:eastAsia="SimSun" w:cs="Arial"/>
-          <w:color w:val="000000"/>
-          <w:kern w:val="0"/>
-          <w:sz w:val="19"/>
-          <w:szCs w:val="19"/>
-          <w:lang w:val="en-US" w:eastAsia="zh-CN" w:bidi="ar"/>
-        </w:rPr>
-        <w:t>DEPI programs. Passionate about building practical, high-impact AI systems.</w:t>
-      </w:r>
-    </w:p>
-    <w:bookmarkEnd w:id="0"/>
+          <w:sz w:val="22"/>
+          <w:szCs w:val="22"/>
+        </w:rPr>
+        <w:t>AI-focused Computer Science graduate with practical experience in ML, CV, NLP, and LLM systems. Experienced in embeddings, RAG pipelines, prompt engineering, fine-tuning, and AI agent architectures. Trained through NTI and DEPI, currently working as an AI Engineer Intern building production-ready AI applications.</w:t>
+      </w:r>
+    </w:p>
     <w:p>
       <w:pPr>
         <w:jc w:val="both"/>
         <w:rPr>
-          <w:b/>
-          <w:bCs/>
-          <w:sz w:val="15"/>
-          <w:szCs w:val="15"/>
-        </w:rPr>
-      </w:pPr>
-    </w:p>
-    <w:p>
-      <w:pPr>
-        <w:jc w:val="both"/>
-        <w:rPr>
-          <w:sz w:val="32"/>
-          <w:szCs w:val="32"/>
-        </w:rPr>
-      </w:pPr>
-      <w:r>
-        <w:rPr>
-          <w:sz w:val="11"/>
+          <w:sz w:val="28"/>
+          <w:szCs w:val="28"/>
+        </w:rPr>
+      </w:pPr>
+      <w:r>
+        <w:rPr>
+          <w:sz w:val="28"/>
+          <w:szCs w:val="28"/>
         </w:rPr>
         <mc:AlternateContent>
           <mc:Choice Requires="wps">
@@ -459,8 +389,8 @@
         <w:rPr>
           <w:b/>
           <w:bCs/>
-          <w:sz w:val="32"/>
-          <w:szCs w:val="32"/>
+          <w:sz w:val="28"/>
+          <w:szCs w:val="28"/>
         </w:rPr>
         <w:t>Education</w:t>
       </w:r>
@@ -486,28 +416,30 @@
         <w:rPr>
           <w:rStyle w:val="11"/>
           <w:rFonts w:eastAsia="SimSun"/>
-          <w:b/>
-          <w:bCs/>
+          <w:b w:val="0"/>
+          <w:bCs w:val="0"/>
           <w:i w:val="0"/>
           <w:iCs w:val="0"/>
+          <w:sz w:val="22"/>
+          <w:szCs w:val="22"/>
+        </w:rPr>
+        <w:t>Bachelor of Computer Science (Major: Artificial Intelligence)</w:t>
+      </w:r>
+      <w:r>
+        <w:rPr>
+          <w:rStyle w:val="11"/>
+          <w:rFonts w:eastAsia="SimSun"/>
+          <w:b w:val="0"/>
+          <w:bCs w:val="0"/>
           <w:sz w:val="24"/>
           <w:szCs w:val="24"/>
         </w:rPr>
-        <w:t>Bachelor of Computer Science (Major: Artificial Intelligence)</w:t>
+        <w:t xml:space="preserve"> </w:t>
       </w:r>
       <w:r>
         <w:rPr>
           <w:rStyle w:val="11"/>
           <w:rFonts w:eastAsia="SimSun"/>
-          <w:sz w:val="24"/>
-          <w:szCs w:val="24"/>
-        </w:rPr>
-        <w:t xml:space="preserve"> </w:t>
-      </w:r>
-      <w:r>
-        <w:rPr>
-          <w:rStyle w:val="11"/>
-          <w:rFonts w:eastAsia="SimSun"/>
         </w:rPr>
         <w:t xml:space="preserve"> </w:t>
       </w:r>
@@ -517,12 +449,50 @@
           <w:rFonts w:hint="default" w:eastAsia="SimSun"/>
           <w:lang w:val="en-US"/>
         </w:rPr>
-        <w:t xml:space="preserve">                   </w:t>
+        <w:t xml:space="preserve">                        </w:t>
+      </w:r>
+      <w:r>
+        <w:rPr>
+          <w:rStyle w:val="11"/>
+          <w:rFonts w:hint="default" w:eastAsia="SimSun"/>
+          <w:b w:val="0"/>
+          <w:bCs w:val="0"/>
+          <w:i w:val="0"/>
+          <w:iCs w:val="0"/>
+          <w:sz w:val="22"/>
+          <w:szCs w:val="22"/>
+          <w:lang w:val="en-US"/>
+        </w:rPr>
+        <w:t>Sep</w:t>
+      </w:r>
+      <w:r>
+        <w:rPr>
+          <w:rStyle w:val="11"/>
+          <w:rFonts w:hint="default" w:eastAsia="SimSun"/>
+          <w:b w:val="0"/>
+          <w:bCs w:val="0"/>
+          <w:i w:val="0"/>
+          <w:iCs w:val="0"/>
+          <w:lang w:val="en-US"/>
+        </w:rPr>
+        <w:t xml:space="preserve"> 2021 - </w:t>
+      </w:r>
+      <w:r>
+        <w:rPr>
+          <w:rStyle w:val="11"/>
+          <w:rFonts w:hint="default" w:eastAsia="SimSun"/>
+          <w:b w:val="0"/>
+          <w:bCs w:val="0"/>
+          <w:lang w:val="en-US"/>
+        </w:rPr>
+        <w:t xml:space="preserve"> </w:t>
       </w:r>
       <w:r>
         <w:rPr>
           <w:rStyle w:val="16"/>
           <w:rFonts w:eastAsia="SimSun"/>
+          <w:b w:val="0"/>
+          <w:bCs w:val="0"/>
           <w:sz w:val="22"/>
           <w:szCs w:val="22"/>
         </w:rPr>
@@ -543,8 +513,8 @@
           <w:rFonts w:eastAsia="SimSun"/>
           <w:b w:val="0"/>
           <w:bCs w:val="0"/>
-          <w:sz w:val="24"/>
-          <w:szCs w:val="24"/>
+          <w:sz w:val="22"/>
+          <w:szCs w:val="22"/>
         </w:rPr>
         <w:t>Benha University</w:t>
       </w:r>
@@ -629,68 +599,8 @@
           <w:u w:val="none"/>
           <w:lang w:val="en-US"/>
         </w:rPr>
-        <w:t>:  (Enpowering Seamless Learning and Engagement)  | Grade : A+</w:t>
-      </w:r>
-    </w:p>
-    <w:p>
-      <w:pPr>
-        <w:rPr>
-          <w:rStyle w:val="16"/>
-          <w:rFonts w:hint="default" w:eastAsia="SimSun"/>
-          <w:sz w:val="4"/>
-          <w:szCs w:val="4"/>
-          <w:u w:val="none"/>
-          <w:lang w:val="en-US"/>
-        </w:rPr>
-      </w:pPr>
-    </w:p>
-    <w:p>
-      <w:pPr>
-        <w:rPr>
-          <w:rFonts w:hint="default"/>
-          <w:lang w:val="en-US"/>
-        </w:rPr>
-      </w:pPr>
-      <w:r>
-        <w:rPr>
-          <w:rFonts w:eastAsia="SimSun"/>
-          <w:b/>
-          <w:bCs/>
-          <w:u w:val="single"/>
-        </w:rPr>
-        <w:t>Relevant Coursework</w:t>
-      </w:r>
-      <w:r>
-        <w:rPr>
-          <w:rFonts w:eastAsia="SimSun"/>
-          <w:u w:val="single"/>
-        </w:rPr>
-        <w:t>:</w:t>
-      </w:r>
-      <w:r>
-        <w:rPr>
-          <w:rFonts w:eastAsia="SimSun"/>
-        </w:rPr>
-        <w:t xml:space="preserve"> Object-Oriented Programming, Data Structures &amp; Algorithms, Probability &amp; Statistics, </w:t>
-      </w:r>
-      <w:r>
-        <w:t>Linear Algebra, Database</w:t>
-      </w:r>
-      <w:r>
-        <w:rPr>
-          <w:rFonts w:hint="default"/>
-          <w:lang w:val="en-US"/>
-        </w:rPr>
-        <w:t>(SQL)</w:t>
-      </w:r>
-    </w:p>
-    <w:p>
-      <w:pPr>
-        <w:rPr>
-          <w:sz w:val="16"/>
-          <w:szCs w:val="16"/>
-        </w:rPr>
-      </w:pPr>
+        <w:t>:  (Empowering Seamless Learning and Engagement)  | Grade : A+</w:t>
+      </w:r>
     </w:p>
     <w:p>
       <w:r>
@@ -776,386 +686,571 @@
     <w:p>
       <w:pPr>
         <w:spacing w:line="240" w:lineRule="auto"/>
-        <w:rPr>
+        <w:ind w:left="0" w:leftChars="0"/>
+        <w:jc w:val="both"/>
+        <w:rPr>
+          <w:rFonts w:hint="default" w:eastAsia="SimSun"/>
+          <w:lang w:val="en-US"/>
+        </w:rPr>
+      </w:pPr>
+      <w:r>
+        <w:rPr>
+          <w:rStyle w:val="16"/>
           <w:rFonts w:eastAsia="SimSun"/>
-        </w:rPr>
-      </w:pPr>
-      <w:r>
-        <w:rPr>
-          <w:rFonts w:ascii="SimSun" w:hAnsi="SimSun" w:eastAsia="SimSun" w:cs="SimSun"/>
-          <w:sz w:val="24"/>
-          <w:szCs w:val="24"/>
-        </w:rPr>
-        <w:t xml:space="preserve">• </w:t>
+          <w:sz w:val="22"/>
+          <w:szCs w:val="22"/>
+          <w:u w:val="none"/>
+        </w:rPr>
+        <w:t>Programming Languages</w:t>
       </w:r>
       <w:r>
         <w:rPr>
           <w:rStyle w:val="16"/>
           <w:rFonts w:eastAsia="SimSun"/>
-          <w:u w:val="single"/>
-        </w:rPr>
-        <w:t>Programming Languages</w:t>
-      </w:r>
-      <w:r>
-        <w:rPr>
-          <w:rStyle w:val="16"/>
+          <w:u w:val="none"/>
+        </w:rPr>
+        <w:t>:</w:t>
+      </w:r>
+      <w:r>
+        <w:rPr>
           <w:rFonts w:eastAsia="SimSun"/>
         </w:rPr>
+        <w:t xml:space="preserve"> Python, C++, SQL</w:t>
+      </w:r>
+      <w:r>
+        <w:rPr>
+          <w:rFonts w:hint="default" w:eastAsia="SimSun"/>
+          <w:lang w:val="en-US"/>
+        </w:rPr>
+        <w:t>.</w:t>
+      </w:r>
+    </w:p>
+    <w:p>
+      <w:pPr>
+        <w:spacing w:afterAutospacing="0" w:line="240" w:lineRule="auto"/>
+        <w:ind w:left="0" w:leftChars="0" w:firstLine="0" w:firstLineChars="0"/>
+        <w:jc w:val="both"/>
+        <w:rPr>
+          <w:rFonts w:hint="default" w:ascii="Arial" w:hAnsi="Arial" w:eastAsia="SimSun" w:cs="Arial"/>
+          <w:sz w:val="22"/>
+          <w:szCs w:val="22"/>
+          <w:lang w:val="en-US"/>
+        </w:rPr>
+      </w:pPr>
+      <w:r>
+        <w:rPr>
+          <w:rFonts w:hint="default" w:eastAsia="SimSun"/>
+          <w:b/>
+          <w:bCs/>
+          <w:sz w:val="22"/>
+          <w:szCs w:val="22"/>
+          <w:u w:val="none"/>
+          <w:lang w:val="en-US"/>
+        </w:rPr>
+        <w:t>Machine Learning &amp; Data Science</w:t>
+      </w:r>
+      <w:r>
+        <w:rPr>
+          <w:rFonts w:hint="default" w:eastAsia="SimSun"/>
+          <w:b/>
+          <w:bCs/>
+          <w:u w:val="none"/>
+          <w:lang w:val="en-US"/>
+        </w:rPr>
+        <w:t xml:space="preserve"> </w:t>
+      </w:r>
+      <w:r>
+        <w:rPr>
+          <w:rFonts w:hint="default" w:eastAsia="SimSun"/>
+          <w:lang w:val="en-US"/>
+        </w:rPr>
+        <w:t xml:space="preserve">: </w:t>
+      </w:r>
+      <w:r>
+        <w:rPr>
+          <w:rFonts w:hint="default" w:ascii="Arial" w:hAnsi="Arial" w:eastAsia="SimSun" w:cs="Arial"/>
+          <w:sz w:val="22"/>
+          <w:szCs w:val="22"/>
+        </w:rPr>
+        <w:t>Supervised Learning (Logistic Regression, Decision Trees,</w:t>
+      </w:r>
+      <w:r>
+        <w:rPr>
+          <w:rFonts w:hint="default" w:eastAsia="SimSun" w:cs="Arial"/>
+          <w:sz w:val="22"/>
+          <w:szCs w:val="22"/>
+          <w:lang w:val="en-US"/>
+        </w:rPr>
+        <w:t xml:space="preserve"> </w:t>
+      </w:r>
+      <w:r>
+        <w:rPr>
+          <w:rFonts w:hint="default" w:ascii="Arial" w:hAnsi="Arial" w:eastAsia="SimSun" w:cs="Arial"/>
+          <w:sz w:val="22"/>
+          <w:szCs w:val="22"/>
+        </w:rPr>
+        <w:t xml:space="preserve">Random Forest, SVM), Model Evaluation, Feature Engineering, Data Preprocessing, </w:t>
+      </w:r>
+      <w:r>
+        <w:rPr>
+          <w:rFonts w:hint="default" w:eastAsia="SimSun" w:cs="Arial"/>
+          <w:sz w:val="22"/>
+          <w:szCs w:val="22"/>
+          <w:lang w:val="en-US"/>
+        </w:rPr>
+        <w:t>CV</w:t>
+      </w:r>
+      <w:r>
+        <w:rPr>
+          <w:rFonts w:hint="default" w:ascii="Arial" w:hAnsi="Arial" w:eastAsia="SimSun" w:cs="Arial"/>
+          <w:sz w:val="22"/>
+          <w:szCs w:val="22"/>
+        </w:rPr>
+        <w:t>, NLP</w:t>
+      </w:r>
+      <w:r>
+        <w:rPr>
+          <w:rFonts w:hint="default" w:eastAsia="SimSun" w:cs="Arial"/>
+          <w:sz w:val="22"/>
+          <w:szCs w:val="22"/>
+          <w:lang w:val="en-US"/>
+        </w:rPr>
+        <w:t>.</w:t>
+      </w:r>
+    </w:p>
+    <w:p>
+      <w:pPr>
+        <w:pStyle w:val="15"/>
+        <w:keepNext w:val="0"/>
+        <w:keepLines w:val="0"/>
+        <w:widowControl/>
+        <w:suppressLineNumbers w:val="0"/>
+        <w:spacing w:beforeAutospacing="0" w:afterAutospacing="0" w:line="240" w:lineRule="auto"/>
+        <w:ind w:left="0" w:leftChars="0"/>
+        <w:jc w:val="both"/>
+        <w:rPr>
+          <w:rFonts w:hint="default" w:ascii="Arial" w:hAnsi="Arial" w:cs="Arial"/>
+          <w:sz w:val="22"/>
+          <w:szCs w:val="22"/>
+          <w:lang w:val="en-US"/>
+        </w:rPr>
+      </w:pPr>
+      <w:r>
+        <w:rPr>
+          <w:rStyle w:val="16"/>
+          <w:rFonts w:hint="default" w:ascii="Arial" w:hAnsi="Arial" w:cs="Arial"/>
+          <w:sz w:val="21"/>
+          <w:szCs w:val="21"/>
+        </w:rPr>
+        <w:t>Deep Learning</w:t>
+      </w:r>
+      <w:r>
+        <w:rPr>
+          <w:rStyle w:val="16"/>
+          <w:rFonts w:hint="default" w:ascii="Arial" w:hAnsi="Arial" w:cs="Arial"/>
+          <w:sz w:val="21"/>
+          <w:szCs w:val="21"/>
+          <w:lang w:val="en-US"/>
+        </w:rPr>
+        <w:t xml:space="preserve"> </w:t>
+      </w:r>
+      <w:r>
+        <w:rPr>
+          <w:rStyle w:val="16"/>
+          <w:rFonts w:hint="default" w:ascii="Arial" w:hAnsi="Arial" w:cs="Arial"/>
+          <w:sz w:val="21"/>
+          <w:szCs w:val="21"/>
+        </w:rPr>
         <w:t>:</w:t>
       </w:r>
       <w:r>
         <w:rPr>
+          <w:rStyle w:val="16"/>
+          <w:rFonts w:hint="default" w:ascii="Arial" w:hAnsi="Arial" w:cs="Arial"/>
+          <w:sz w:val="21"/>
+          <w:szCs w:val="21"/>
+          <w:lang w:val="en-US"/>
+        </w:rPr>
+        <w:t xml:space="preserve"> </w:t>
+      </w:r>
+      <w:r>
+        <w:rPr>
+          <w:rFonts w:hint="default" w:ascii="Arial" w:hAnsi="Arial" w:cs="Arial"/>
+          <w:sz w:val="21"/>
+          <w:szCs w:val="21"/>
+        </w:rPr>
+        <w:t xml:space="preserve">CNNs, RNNs, LSTM, Seq2Seq, Transformers, GANs, VAEs, Object Detection </w:t>
+      </w:r>
+      <w:r>
+        <w:rPr>
+          <w:rFonts w:hint="default" w:ascii="Arial" w:hAnsi="Arial" w:cs="Arial"/>
+          <w:sz w:val="22"/>
+          <w:szCs w:val="22"/>
+        </w:rPr>
+        <w:t>(YOLO, Faster R-CNN), Image Segmentation (U-Net)</w:t>
+      </w:r>
+      <w:r>
+        <w:rPr>
+          <w:rFonts w:hint="default" w:ascii="Arial" w:hAnsi="Arial" w:cs="Arial"/>
+          <w:sz w:val="22"/>
+          <w:szCs w:val="22"/>
+          <w:lang w:val="en-US"/>
+        </w:rPr>
+        <w:t>.</w:t>
+      </w:r>
+    </w:p>
+    <w:p>
+      <w:pPr>
+        <w:pStyle w:val="15"/>
+        <w:keepNext w:val="0"/>
+        <w:keepLines w:val="0"/>
+        <w:widowControl/>
+        <w:suppressLineNumbers w:val="0"/>
+        <w:spacing w:before="56" w:beforeLines="15" w:beforeAutospacing="0" w:afterAutospacing="0" w:line="240" w:lineRule="auto"/>
+        <w:ind w:left="0" w:leftChars="0"/>
+        <w:jc w:val="both"/>
+        <w:rPr>
+          <w:rFonts w:hint="default" w:ascii="Arial" w:hAnsi="Arial" w:cs="Arial"/>
+          <w:sz w:val="2"/>
+          <w:szCs w:val="2"/>
+          <w:lang w:val="en-US"/>
+        </w:rPr>
+      </w:pPr>
+      <w:r>
+        <w:rPr>
+          <w:rStyle w:val="16"/>
+          <w:rFonts w:hint="default" w:ascii="Arial" w:hAnsi="Arial" w:cs="Arial"/>
+          <w:sz w:val="22"/>
+          <w:szCs w:val="22"/>
+        </w:rPr>
+        <w:t>LLMs &amp; Generative AI</w:t>
+      </w:r>
+      <w:r>
+        <w:rPr>
+          <w:rStyle w:val="16"/>
+          <w:rFonts w:hint="default" w:ascii="Arial" w:hAnsi="Arial" w:cs="Arial"/>
+          <w:sz w:val="22"/>
+          <w:szCs w:val="22"/>
+          <w:lang w:val="en-US"/>
+        </w:rPr>
+        <w:t xml:space="preserve"> </w:t>
+      </w:r>
+      <w:r>
+        <w:rPr>
+          <w:rStyle w:val="16"/>
+          <w:rFonts w:hint="default" w:ascii="Arial" w:hAnsi="Arial" w:cs="Arial"/>
+          <w:sz w:val="22"/>
+          <w:szCs w:val="22"/>
+        </w:rPr>
+        <w:t>:</w:t>
+      </w:r>
+      <w:r>
+        <w:rPr>
+          <w:rStyle w:val="16"/>
+          <w:rFonts w:hint="default" w:ascii="Arial" w:hAnsi="Arial" w:cs="Arial"/>
+          <w:sz w:val="22"/>
+          <w:szCs w:val="22"/>
+          <w:lang w:val="en-US"/>
+        </w:rPr>
+        <w:t xml:space="preserve"> </w:t>
+      </w:r>
+      <w:r>
+        <w:rPr>
+          <w:rFonts w:hint="default" w:ascii="Arial" w:hAnsi="Arial" w:cs="Arial"/>
+          <w:sz w:val="22"/>
+          <w:szCs w:val="22"/>
+        </w:rPr>
+        <w:t>Prompt Engineering, Fine-Tuning, Retrieval-Augmented Generation (RAG), AI Agents, Embeddings, Vector Databases, LangChain, LangGraph</w:t>
+      </w:r>
+      <w:r>
+        <w:rPr>
+          <w:rFonts w:hint="default" w:ascii="Arial" w:hAnsi="Arial" w:cs="Arial"/>
+          <w:sz w:val="22"/>
+          <w:szCs w:val="22"/>
+          <w:lang w:val="en-US"/>
+        </w:rPr>
+        <w:t>.</w:t>
+      </w:r>
+    </w:p>
+    <w:p>
+      <w:pPr>
+        <w:spacing w:before="79" w:beforeLines="22" w:beforeAutospacing="0" w:line="240" w:lineRule="auto"/>
+        <w:ind w:left="44" w:leftChars="0" w:hanging="44" w:hangingChars="20"/>
+        <w:jc w:val="both"/>
+        <w:rPr>
+          <w:rFonts w:hint="default" w:eastAsia="SimSun" w:cs="Arial"/>
+          <w:sz w:val="22"/>
+          <w:szCs w:val="22"/>
+          <w:lang w:val="en-US"/>
+        </w:rPr>
+      </w:pPr>
+      <w:r>
+        <w:rPr>
+          <w:rStyle w:val="16"/>
+          <w:rFonts w:hint="default" w:ascii="Arial" w:hAnsi="Arial" w:eastAsia="SimSun" w:cs="Arial"/>
+          <w:sz w:val="22"/>
+          <w:szCs w:val="22"/>
+        </w:rPr>
+        <w:t>Frameworks &amp; Libraries</w:t>
+      </w:r>
+      <w:r>
+        <w:rPr>
+          <w:rStyle w:val="16"/>
+          <w:rFonts w:hint="default" w:eastAsia="SimSun" w:cs="Arial"/>
+          <w:sz w:val="22"/>
+          <w:szCs w:val="22"/>
+          <w:lang w:val="en-US"/>
+        </w:rPr>
+        <w:t xml:space="preserve"> </w:t>
+      </w:r>
+      <w:r>
+        <w:rPr>
+          <w:rStyle w:val="16"/>
+          <w:rFonts w:hint="default" w:ascii="Arial" w:hAnsi="Arial" w:eastAsia="SimSun" w:cs="Arial"/>
+          <w:sz w:val="22"/>
+          <w:szCs w:val="22"/>
+        </w:rPr>
+        <w:t>:</w:t>
+      </w:r>
+      <w:r>
+        <w:rPr>
+          <w:rStyle w:val="16"/>
+          <w:rFonts w:hint="default" w:eastAsia="SimSun" w:cs="Arial"/>
+          <w:sz w:val="22"/>
+          <w:szCs w:val="22"/>
+          <w:lang w:val="en-US"/>
+        </w:rPr>
+        <w:t xml:space="preserve"> </w:t>
+      </w:r>
+      <w:r>
+        <w:rPr>
+          <w:rFonts w:hint="default" w:ascii="Arial" w:hAnsi="Arial" w:eastAsia="SimSun" w:cs="Arial"/>
+          <w:sz w:val="22"/>
+          <w:szCs w:val="22"/>
+        </w:rPr>
+        <w:t>TensorFlow, Keras, PyTorch, Hugging Face, scikit-learn, spaCy, NLTK, Pandas, NumPy, Matplotlib, Plotly</w:t>
+      </w:r>
+      <w:r>
+        <w:rPr>
+          <w:rFonts w:hint="default" w:eastAsia="SimSun" w:cs="Arial"/>
+          <w:sz w:val="22"/>
+          <w:szCs w:val="22"/>
+          <w:lang w:val="en-US"/>
+        </w:rPr>
+        <w:t>.</w:t>
+      </w:r>
+    </w:p>
+    <w:p>
+      <w:pPr>
+        <w:spacing w:line="240" w:lineRule="auto"/>
+        <w:ind w:left="160" w:leftChars="0" w:hanging="160" w:hangingChars="200"/>
+        <w:jc w:val="both"/>
+        <w:rPr>
+          <w:rFonts w:hint="default" w:eastAsia="SimSun" w:cs="Arial"/>
+          <w:sz w:val="8"/>
+          <w:szCs w:val="8"/>
+          <w:lang w:val="en-US"/>
+        </w:rPr>
+      </w:pPr>
+    </w:p>
+    <w:p>
+      <w:pPr>
+        <w:spacing w:afterAutospacing="0" w:line="240" w:lineRule="auto"/>
+        <w:ind w:left="442" w:leftChars="0" w:hanging="442" w:hangingChars="200"/>
+        <w:jc w:val="both"/>
+        <w:rPr>
+          <w:rFonts w:hint="default" w:eastAsia="SimSun" w:cs="Arial"/>
+          <w:sz w:val="22"/>
+          <w:szCs w:val="22"/>
+          <w:lang w:val="en-US"/>
+        </w:rPr>
+      </w:pPr>
+      <w:r>
+        <w:rPr>
+          <w:rStyle w:val="16"/>
+          <w:rFonts w:hint="default" w:ascii="Arial" w:hAnsi="Arial" w:eastAsia="SimSun" w:cs="Arial"/>
+          <w:sz w:val="22"/>
+          <w:szCs w:val="22"/>
+        </w:rPr>
+        <w:t>Deployment &amp; Tools</w:t>
+      </w:r>
+      <w:r>
+        <w:rPr>
+          <w:rStyle w:val="16"/>
+          <w:rFonts w:hint="default" w:eastAsia="SimSun" w:cs="Arial"/>
+          <w:sz w:val="22"/>
+          <w:szCs w:val="22"/>
+          <w:lang w:val="en-US"/>
+        </w:rPr>
+        <w:t xml:space="preserve"> </w:t>
+      </w:r>
+      <w:r>
+        <w:rPr>
+          <w:rStyle w:val="16"/>
+          <w:rFonts w:hint="default" w:ascii="Arial" w:hAnsi="Arial" w:eastAsia="SimSun" w:cs="Arial"/>
+          <w:sz w:val="22"/>
+          <w:szCs w:val="22"/>
+        </w:rPr>
+        <w:t>:</w:t>
+      </w:r>
+      <w:r>
+        <w:rPr>
+          <w:rStyle w:val="16"/>
+          <w:rFonts w:hint="default" w:ascii="Arial" w:hAnsi="Arial" w:eastAsia="SimSun" w:cs="Arial"/>
+          <w:sz w:val="22"/>
+          <w:szCs w:val="22"/>
+          <w:lang w:val="en-US"/>
+        </w:rPr>
+        <w:t xml:space="preserve"> </w:t>
+      </w:r>
+      <w:r>
+        <w:rPr>
+          <w:rFonts w:hint="default" w:ascii="Arial" w:hAnsi="Arial" w:eastAsia="SimSun" w:cs="Arial"/>
+          <w:sz w:val="22"/>
+          <w:szCs w:val="22"/>
+        </w:rPr>
+        <w:t>Streamlit, FastAPI, Docker, Gradio, Git, GitHub, Power BI</w:t>
+      </w:r>
+      <w:r>
+        <w:rPr>
+          <w:rFonts w:hint="default" w:eastAsia="SimSun" w:cs="Arial"/>
+          <w:sz w:val="22"/>
+          <w:szCs w:val="22"/>
+          <w:lang w:val="en-US"/>
+        </w:rPr>
+        <w:t>.</w:t>
+      </w:r>
+    </w:p>
+    <w:p>
+      <w:pPr>
+        <w:spacing w:afterAutospacing="0" w:line="240" w:lineRule="auto"/>
+        <w:ind w:left="220" w:leftChars="0" w:hanging="220" w:hangingChars="200"/>
+        <w:jc w:val="both"/>
+        <w:rPr>
+          <w:rFonts w:hint="default" w:eastAsia="SimSun" w:cs="Arial"/>
+          <w:sz w:val="11"/>
+          <w:szCs w:val="11"/>
+          <w:lang w:val="en-US"/>
+        </w:rPr>
+      </w:pPr>
+    </w:p>
+    <w:p>
+      <w:pPr>
+        <w:spacing w:before="131" w:beforeLines="36" w:beforeAutospacing="0" w:line="240" w:lineRule="auto"/>
+        <w:ind w:left="0" w:leftChars="0" w:firstLine="0" w:firstLineChars="0"/>
+        <w:jc w:val="both"/>
+        <w:rPr>
           <w:rFonts w:eastAsia="SimSun"/>
-        </w:rPr>
-        <w:t xml:space="preserve"> Python, C++, SQL</w:t>
-      </w:r>
-    </w:p>
-    <w:p>
-      <w:pPr>
-        <w:spacing w:line="240" w:lineRule="auto"/>
-        <w:ind w:left="480" w:hanging="480" w:hangingChars="200"/>
+          <w:sz w:val="22"/>
+          <w:szCs w:val="22"/>
+        </w:rPr>
+      </w:pPr>
+      <w:r>
+        <w:rPr>
+          <w:rStyle w:val="16"/>
+          <w:rFonts w:eastAsia="SimSun"/>
+          <w:sz w:val="22"/>
+          <w:szCs w:val="22"/>
+          <w:u w:val="none"/>
+        </w:rPr>
+        <w:t>Soft Skills</w:t>
+      </w:r>
+      <w:r>
+        <w:rPr>
+          <w:rStyle w:val="16"/>
+          <w:rFonts w:eastAsia="SimSun"/>
+          <w:sz w:val="22"/>
+          <w:szCs w:val="22"/>
+          <w:u w:val="none"/>
+        </w:rPr>
+        <w:t>:</w:t>
+      </w:r>
+      <w:r>
+        <w:rPr>
+          <w:rFonts w:eastAsia="SimSun"/>
+          <w:sz w:val="22"/>
+          <w:szCs w:val="22"/>
+        </w:rPr>
+        <w:t xml:space="preserve"> Problem-Solving, </w:t>
+      </w:r>
+      <w:r>
         <w:rPr>
           <w:rFonts w:hint="default" w:eastAsia="SimSun"/>
-          <w:lang w:val="en-US"/>
-        </w:rPr>
-      </w:pPr>
-      <w:r>
-        <w:rPr>
-          <w:rFonts w:ascii="SimSun" w:hAnsi="SimSun" w:eastAsia="SimSun" w:cs="SimSun"/>
-          <w:sz w:val="24"/>
-          <w:szCs w:val="24"/>
-        </w:rPr>
-        <w:t xml:space="preserve">• </w:t>
+          <w:sz w:val="22"/>
+          <w:szCs w:val="22"/>
+          <w:lang w:val="en-US"/>
+        </w:rPr>
+        <w:t>Analytical Thinking</w:t>
+      </w:r>
+      <w:r>
+        <w:rPr>
+          <w:rFonts w:eastAsia="SimSun"/>
+          <w:sz w:val="22"/>
+          <w:szCs w:val="22"/>
+        </w:rPr>
+        <w:t>, Teamwork</w:t>
       </w:r>
       <w:r>
         <w:rPr>
           <w:rFonts w:hint="default" w:eastAsia="SimSun"/>
+          <w:sz w:val="22"/>
+          <w:szCs w:val="22"/>
+          <w:lang w:val="en-US"/>
+        </w:rPr>
+        <w:t>, Leadership</w:t>
+      </w:r>
+      <w:r>
+        <w:rPr>
+          <w:rFonts w:eastAsia="SimSun"/>
+          <w:sz w:val="22"/>
+          <w:szCs w:val="22"/>
+        </w:rPr>
+        <w:t>, Presentation, Research, Communication</w:t>
+      </w:r>
+      <w:r>
+        <w:rPr>
+          <w:rFonts w:hint="default" w:eastAsia="SimSun"/>
+          <w:sz w:val="22"/>
+          <w:szCs w:val="22"/>
+          <w:lang w:val="en-US"/>
+        </w:rPr>
+        <w:t>, Emotional intelligence, Adaptability</w:t>
+      </w:r>
+      <w:r>
+        <w:rPr>
+          <w:rFonts w:eastAsia="SimSun"/>
+          <w:sz w:val="22"/>
+          <w:szCs w:val="22"/>
+        </w:rPr>
+        <w:t>.</w:t>
+      </w:r>
+    </w:p>
+    <w:p>
+      <w:pPr>
+        <w:ind w:left="600" w:hanging="500" w:hangingChars="250"/>
+        <w:rPr>
+          <w:rFonts w:hint="default" w:eastAsia="SimSun"/>
+          <w:lang w:val="en-US"/>
+        </w:rPr>
+      </w:pPr>
+    </w:p>
+    <w:p>
+      <w:pPr>
+        <w:rPr>
+          <w:rFonts w:hint="default"/>
           <w:b/>
           <w:bCs/>
-          <w:u w:val="single"/>
-          <w:lang w:val="en-US"/>
-        </w:rPr>
-        <w:t>Machine Learning &amp; Data Science</w:t>
-      </w:r>
-      <w:r>
-        <w:rPr>
-          <w:rFonts w:hint="default" w:eastAsia="SimSun"/>
-          <w:lang w:val="en-US"/>
-        </w:rPr>
-        <w:t xml:space="preserve">: </w:t>
-      </w:r>
-      <w:r>
-        <w:rPr>
-          <w:rFonts w:hint="default" w:ascii="Arial" w:hAnsi="Arial" w:eastAsia="SimSun" w:cs="Arial"/>
-          <w:sz w:val="20"/>
-          <w:szCs w:val="20"/>
-        </w:rPr>
-        <w:t>Classification &amp; Regression (Logistic Regression, Decision Trees, Random Forests, SVM)</w:t>
-      </w:r>
-      <w:r>
-        <w:rPr>
-          <w:rFonts w:hint="default" w:ascii="Arial" w:hAnsi="Arial" w:eastAsia="SimSun" w:cs="Arial"/>
-          <w:sz w:val="20"/>
-          <w:szCs w:val="20"/>
-          <w:lang w:val="en-US"/>
-        </w:rPr>
-        <w:t>,</w:t>
-      </w:r>
-      <w:r>
-        <w:rPr>
-          <w:rFonts w:hint="default" w:ascii="Arial" w:hAnsi="Arial" w:eastAsia="SimSun" w:cs="Arial"/>
-          <w:sz w:val="20"/>
-          <w:szCs w:val="20"/>
-        </w:rPr>
-        <w:t>Model Evaluation, Feature Engineering, Data Preprocessing</w:t>
-      </w:r>
-    </w:p>
-    <w:p>
-      <w:pPr>
-        <w:ind w:left="480" w:hanging="480" w:hangingChars="200"/>
-        <w:rPr>
-          <w:rFonts w:eastAsia="SimSun"/>
-        </w:rPr>
-      </w:pPr>
-      <w:r>
-        <w:rPr>
-          <w:rFonts w:ascii="SimSun" w:hAnsi="SimSun" w:eastAsia="SimSun" w:cs="SimSun"/>
-          <w:sz w:val="24"/>
-          <w:szCs w:val="24"/>
-        </w:rPr>
-        <w:t>•</w:t>
-      </w:r>
-      <w:r>
-        <w:rPr>
-          <w:rFonts w:hint="default" w:ascii="SimSun" w:hAnsi="SimSun" w:eastAsia="SimSun" w:cs="SimSun"/>
-          <w:sz w:val="24"/>
-          <w:szCs w:val="24"/>
-          <w:lang w:val="en-US"/>
-        </w:rPr>
-        <w:t xml:space="preserve"> </w:t>
-      </w:r>
-      <w:r>
-        <w:rPr>
-          <w:rStyle w:val="16"/>
-          <w:rFonts w:eastAsia="SimSun"/>
-          <w:u w:val="single"/>
-        </w:rPr>
-        <w:t>Tools</w:t>
-      </w:r>
-      <w:r>
-        <w:rPr>
-          <w:rStyle w:val="16"/>
-          <w:rFonts w:hint="default" w:eastAsia="SimSun"/>
-          <w:u w:val="single"/>
-          <w:lang w:val="en-US"/>
-        </w:rPr>
-        <w:t xml:space="preserve"> &amp; Technologies</w:t>
-      </w:r>
-      <w:r>
-        <w:rPr>
-          <w:rStyle w:val="16"/>
-          <w:rFonts w:eastAsia="SimSun"/>
-        </w:rPr>
-        <w:t>:</w:t>
-      </w:r>
-      <w:r>
-        <w:rPr>
-          <w:rFonts w:eastAsia="SimSun"/>
-        </w:rPr>
-        <w:t xml:space="preserve"> TensorFlow</w:t>
-      </w:r>
-      <w:r>
-        <w:rPr>
-          <w:rFonts w:hint="default" w:eastAsia="SimSun"/>
-          <w:lang w:val="en-US"/>
-        </w:rPr>
-        <w:t>, Keras, PyTorch</w:t>
-      </w:r>
-      <w:r>
-        <w:rPr>
-          <w:rFonts w:eastAsia="SimSun"/>
-        </w:rPr>
-        <w:t>,</w:t>
-      </w:r>
-      <w:r>
-        <w:rPr>
-          <w:rFonts w:hint="default" w:eastAsia="SimSun"/>
-          <w:lang w:val="en-US"/>
-        </w:rPr>
-        <w:t xml:space="preserve"> LLMs,</w:t>
-      </w:r>
-      <w:r>
-        <w:rPr>
-          <w:rFonts w:eastAsia="SimSun"/>
-        </w:rPr>
-        <w:t xml:space="preserve"> Hugging Face</w:t>
-      </w:r>
-      <w:r>
-        <w:rPr>
-          <w:rFonts w:hint="default" w:eastAsia="SimSun"/>
-          <w:lang w:val="en-US"/>
-        </w:rPr>
-        <w:t>,</w:t>
-      </w:r>
-      <w:r>
-        <w:rPr>
-          <w:rFonts w:eastAsia="SimSun"/>
-        </w:rPr>
-        <w:t xml:space="preserve"> LangChain</w:t>
-      </w:r>
-      <w:r>
-        <w:rPr>
-          <w:rFonts w:hint="default" w:eastAsia="SimSun"/>
-          <w:lang w:val="en-US"/>
-        </w:rPr>
-        <w:t xml:space="preserve">, LangGraph, RAG, Fine-Tunning, Prompt Engineering, </w:t>
-      </w:r>
-      <w:r>
-        <w:rPr>
-          <w:rFonts w:hint="default" w:ascii="Arial" w:hAnsi="Arial" w:eastAsia="Segoe UI" w:cs="Arial"/>
-          <w:i w:val="0"/>
-          <w:iCs w:val="0"/>
-          <w:caps w:val="0"/>
-          <w:spacing w:val="0"/>
-          <w:sz w:val="20"/>
-          <w:szCs w:val="20"/>
-          <w:shd w:val="clear" w:fill="FFFFFF"/>
-        </w:rPr>
-        <w:t>spaCy, NLTK</w:t>
-      </w:r>
-      <w:r>
-        <w:rPr>
-          <w:rFonts w:hint="default" w:ascii="Arial" w:hAnsi="Arial" w:eastAsia="SimSun" w:cs="Arial"/>
-          <w:sz w:val="20"/>
-          <w:szCs w:val="20"/>
-          <w:lang w:val="en-US"/>
-        </w:rPr>
-        <w:t xml:space="preserve"> ,</w:t>
-      </w:r>
-      <w:r>
-        <w:rPr>
-          <w:rFonts w:hint="default" w:eastAsia="SimSun" w:cs="Arial"/>
-          <w:sz w:val="20"/>
-          <w:szCs w:val="20"/>
-          <w:lang w:val="en-US"/>
-        </w:rPr>
-        <w:t xml:space="preserve"> </w:t>
-      </w:r>
-      <w:r>
-        <w:rPr>
-          <w:rFonts w:hint="default" w:ascii="Arial" w:hAnsi="Arial" w:eastAsia="Segoe UI" w:cs="Arial"/>
-          <w:i w:val="0"/>
-          <w:iCs w:val="0"/>
-          <w:caps w:val="0"/>
-          <w:spacing w:val="0"/>
-          <w:sz w:val="20"/>
-          <w:szCs w:val="20"/>
-          <w:shd w:val="clear" w:fill="FFFFFF"/>
-        </w:rPr>
-        <w:t>scikit-learn</w:t>
-      </w:r>
-      <w:r>
-        <w:rPr>
-          <w:rFonts w:hint="default" w:eastAsia="SimSun"/>
-          <w:lang w:val="en-US"/>
-        </w:rPr>
-        <w:t>, Pandas, Numpy, Matplotlib, Plotly,</w:t>
-      </w:r>
-      <w:r>
-        <w:rPr>
-          <w:rFonts w:eastAsia="SimSun"/>
-        </w:rPr>
-        <w:t xml:space="preserve"> PowerBI, Streamlit, </w:t>
-      </w:r>
-      <w:r>
-        <w:rPr>
-          <w:rFonts w:hint="default" w:eastAsia="SimSun"/>
-          <w:lang w:val="en-US"/>
-        </w:rPr>
-        <w:t xml:space="preserve">FastAPI, Docker, </w:t>
-      </w:r>
-      <w:r>
-        <w:rPr>
-          <w:rFonts w:eastAsia="SimSun"/>
-        </w:rPr>
-        <w:t>Gradio</w:t>
-      </w:r>
-      <w:r>
-        <w:rPr>
-          <w:rFonts w:hint="default" w:eastAsia="SimSun"/>
-          <w:lang w:val="en-US"/>
-        </w:rPr>
-        <w:t>, Github, git</w:t>
-      </w:r>
-      <w:r>
-        <w:rPr>
-          <w:rFonts w:eastAsia="SimSun"/>
-        </w:rPr>
-        <w:t>.</w:t>
-      </w:r>
-    </w:p>
-    <w:p>
-      <w:pPr>
-        <w:ind w:left="600" w:hanging="600" w:hangingChars="250"/>
-        <w:rPr>
-          <w:rFonts w:eastAsia="SimSun"/>
-        </w:rPr>
-      </w:pPr>
-      <w:r>
-        <w:rPr>
-          <w:rFonts w:ascii="SimSun" w:hAnsi="SimSun" w:eastAsia="SimSun" w:cs="SimSun"/>
-          <w:sz w:val="24"/>
-          <w:szCs w:val="24"/>
-        </w:rPr>
-        <w:t xml:space="preserve">• </w:t>
-      </w:r>
-      <w:r>
-        <w:rPr>
-          <w:rStyle w:val="16"/>
-          <w:rFonts w:eastAsia="SimSun"/>
-          <w:u w:val="single"/>
-        </w:rPr>
-        <w:t>Soft Skills</w:t>
-      </w:r>
-      <w:r>
-        <w:rPr>
-          <w:rStyle w:val="16"/>
-          <w:rFonts w:eastAsia="SimSun"/>
-        </w:rPr>
-        <w:t>:</w:t>
-      </w:r>
-      <w:r>
-        <w:rPr>
-          <w:rFonts w:eastAsia="SimSun"/>
-        </w:rPr>
-        <w:t xml:space="preserve"> Problem-Solving, </w:t>
-      </w:r>
-      <w:r>
-        <w:rPr>
-          <w:rFonts w:hint="default" w:eastAsia="SimSun"/>
-          <w:lang w:val="en-US"/>
-        </w:rPr>
-        <w:t>Analytical Thinking</w:t>
-      </w:r>
-      <w:r>
-        <w:rPr>
-          <w:rFonts w:eastAsia="SimSun"/>
-        </w:rPr>
-        <w:t>, Teamwork</w:t>
-      </w:r>
-      <w:r>
-        <w:rPr>
-          <w:rFonts w:hint="default" w:eastAsia="SimSun"/>
-          <w:lang w:val="en-US"/>
-        </w:rPr>
-        <w:t>, Leadership</w:t>
-      </w:r>
-      <w:r>
-        <w:rPr>
-          <w:rFonts w:eastAsia="SimSun"/>
-        </w:rPr>
-        <w:t>, Presentation, Research, Communication</w:t>
-      </w:r>
-      <w:r>
-        <w:rPr>
-          <w:rFonts w:hint="default" w:eastAsia="SimSun"/>
-          <w:lang w:val="en-US"/>
-        </w:rPr>
-        <w:t>, Emotional intelligence, Adaptability</w:t>
-      </w:r>
-      <w:r>
-        <w:rPr>
-          <w:rFonts w:eastAsia="SimSun"/>
-        </w:rPr>
-        <w:t>.</w:t>
-      </w:r>
-    </w:p>
-    <w:p>
-      <w:pPr>
-        <w:ind w:left="600" w:hanging="500" w:hangingChars="250"/>
-        <w:rPr>
-          <w:rFonts w:hint="default" w:eastAsia="SimSun"/>
-          <w:lang w:val="en-US"/>
-        </w:rPr>
-      </w:pPr>
-    </w:p>
-    <w:p>
-      <w:pPr>
-        <w:rPr>
-          <w:rStyle w:val="11"/>
-          <w:rFonts w:hint="default"/>
+          <w:sz w:val="28"/>
+          <w:szCs w:val="28"/>
+          <w:lang w:val="en-US"/>
+        </w:rPr>
+      </w:pPr>
+      <w:r>
+        <w:rPr>
           <w:b/>
           <w:bCs/>
-          <w:i w:val="0"/>
-          <w:iCs w:val="0"/>
-          <w:sz w:val="6"/>
-          <w:szCs w:val="6"/>
-          <w:lang w:val="en-US"/>
-        </w:rPr>
-      </w:pPr>
-      <w:r>
-        <w:rPr>
-          <w:sz w:val="11"/>
+          <w:sz w:val="28"/>
+          <w:szCs w:val="28"/>
         </w:rPr>
         <mc:AlternateContent>
           <mc:Choice Requires="wps">
@@ -1226,21 +1321,185 @@
       </w:r>
       <w:r>
         <w:rPr>
+          <w:rFonts w:hint="default"/>
+          <w:b/>
+          <w:bCs/>
+          <w:sz w:val="28"/>
+          <w:szCs w:val="28"/>
+          <w:lang w:val="en-US"/>
+        </w:rPr>
+        <w:t>Experience</w:t>
+      </w:r>
+    </w:p>
+    <w:p>
+      <w:pPr>
+        <w:bidi w:val="0"/>
+        <w:rPr>
+          <w:rFonts w:hint="default"/>
+          <w:lang w:val="en-US"/>
+        </w:rPr>
+      </w:pPr>
+    </w:p>
+    <w:p>
+      <w:pPr>
+        <w:spacing w:afterAutospacing="0" w:line="240" w:lineRule="auto"/>
+        <w:rPr>
+          <w:rFonts w:hint="default"/>
+          <w:b/>
+          <w:sz w:val="22"/>
+          <w:szCs w:val="22"/>
+          <w:lang w:val="en-US"/>
+        </w:rPr>
+      </w:pPr>
+      <w:r>
+        <w:rPr>
+          <w:b/>
+          <w:sz w:val="22"/>
+          <w:szCs w:val="22"/>
+        </w:rPr>
+        <w:t>AI Engineer</w:t>
+      </w:r>
+      <w:r>
+        <w:rPr>
+          <w:rFonts w:hint="default"/>
+          <w:b/>
+          <w:sz w:val="22"/>
+          <w:szCs w:val="22"/>
+          <w:lang w:val="en-US"/>
+        </w:rPr>
+        <w:t xml:space="preserve"> </w:t>
+      </w:r>
+      <w:r>
+        <w:rPr>
+          <w:rFonts w:hint="default" w:ascii="Arial" w:hAnsi="Arial" w:eastAsia="SimSun" w:cs="Arial"/>
+          <w:b/>
+          <w:bCs/>
+          <w:sz w:val="22"/>
+          <w:szCs w:val="22"/>
+        </w:rPr>
+        <w:t>Intern</w:t>
+      </w:r>
+      <w:r>
+        <w:rPr>
+          <w:rFonts w:hint="default" w:ascii="Arial" w:hAnsi="Arial" w:cs="Arial"/>
+          <w:b/>
+          <w:bCs/>
+          <w:sz w:val="22"/>
+          <w:szCs w:val="22"/>
+        </w:rPr>
+        <w:t xml:space="preserve"> </w:t>
+      </w:r>
+      <w:r>
+        <w:rPr>
+          <w:b/>
+          <w:sz w:val="22"/>
+          <w:szCs w:val="22"/>
+        </w:rPr>
+        <w:t>at Global Brands Group</w:t>
+      </w:r>
+      <w:r>
+        <w:rPr>
+          <w:rFonts w:hint="default"/>
+          <w:b/>
+          <w:sz w:val="22"/>
+          <w:szCs w:val="22"/>
+          <w:lang w:val="en-US"/>
+        </w:rPr>
+        <w:t xml:space="preserve"> (GBG)                                    </w:t>
+      </w:r>
+      <w:r>
+        <w:rPr>
+          <w:rFonts w:hint="default"/>
+          <w:b w:val="0"/>
+          <w:bCs/>
+          <w:sz w:val="22"/>
+          <w:szCs w:val="22"/>
+          <w:lang w:val="en-US"/>
+        </w:rPr>
+        <w:t>Jan 2026 - Present</w:t>
+      </w:r>
+    </w:p>
+    <w:p>
+      <w:pPr>
+        <w:pStyle w:val="15"/>
+        <w:keepNext w:val="0"/>
+        <w:keepLines w:val="0"/>
+        <w:widowControl/>
+        <w:suppressLineNumbers w:val="0"/>
+        <w:spacing w:before="183" w:beforeLines="50" w:beforeAutospacing="0" w:after="118" w:afterLines="32" w:afterAutospacing="0"/>
+      </w:pPr>
+      <w:r>
+        <w:rPr>
+          <w:rFonts w:ascii="SimSun" w:hAnsi="SimSun" w:eastAsia="SimSun" w:cs="SimSun"/>
+          <w:sz w:val="24"/>
+          <w:szCs w:val="24"/>
+        </w:rPr>
+        <w:t xml:space="preserve">• </w:t>
+      </w:r>
+      <w:r>
+        <w:rPr>
+          <w:rFonts w:hint="default" w:ascii="Arial" w:hAnsi="Arial" w:eastAsia="SimSun" w:cs="Arial"/>
+          <w:sz w:val="22"/>
+          <w:szCs w:val="22"/>
+        </w:rPr>
+        <w:t>Designed and implemented production-level RAG pipelines for document-based QA systems</w:t>
+      </w:r>
+      <w:r>
+        <w:rPr>
+          <w:rFonts w:ascii="SimSun" w:hAnsi="SimSun" w:eastAsia="SimSun" w:cs="SimSun"/>
+          <w:sz w:val="24"/>
+          <w:szCs w:val="24"/>
+        </w:rPr>
+        <w:t>.</w:t>
+      </w:r>
+    </w:p>
+    <w:p>
+      <w:pPr>
+        <w:pStyle w:val="15"/>
+        <w:keepNext w:val="0"/>
+        <w:keepLines w:val="0"/>
+        <w:widowControl/>
+        <w:suppressLineNumbers w:val="0"/>
+        <w:spacing w:before="183" w:beforeLines="50" w:beforeAutospacing="0" w:after="118" w:afterLines="32" w:afterAutospacing="0"/>
+        <w:rPr>
           <w:rStyle w:val="11"/>
           <w:rFonts w:hint="default"/>
           <w:b/>
           <w:bCs/>
           <w:i w:val="0"/>
           <w:iCs w:val="0"/>
-          <w:sz w:val="32"/>
-          <w:szCs w:val="32"/>
-          <w:lang w:val="en-US"/>
-        </w:rPr>
-        <w:t>Professional Development</w:t>
-      </w:r>
-    </w:p>
-    <w:p>
-      <w:pPr>
+          <w:sz w:val="22"/>
+          <w:szCs w:val="22"/>
+          <w:lang w:val="en-US"/>
+        </w:rPr>
+      </w:pPr>
+      <w:r>
+        <w:rPr>
+          <w:rFonts w:ascii="SimSun" w:hAnsi="SimSun" w:eastAsia="SimSun" w:cs="SimSun"/>
+          <w:sz w:val="24"/>
+          <w:szCs w:val="24"/>
+        </w:rPr>
+        <w:t xml:space="preserve">• </w:t>
+      </w:r>
+      <w:r>
+        <w:t>Strengthened skills in AI system design, retrieval optimization, and prompt engineering.</w:t>
+      </w:r>
+    </w:p>
+    <w:p>
+      <w:pPr>
+        <w:rPr>
+          <w:rStyle w:val="11"/>
+          <w:rFonts w:hint="default"/>
+          <w:b w:val="0"/>
+          <w:bCs w:val="0"/>
+          <w:i w:val="0"/>
+          <w:iCs w:val="0"/>
+          <w:sz w:val="22"/>
+          <w:szCs w:val="22"/>
+          <w:lang w:val="en-US"/>
+        </w:rPr>
+      </w:pPr>
+      <w:r>
         <w:rPr>
           <w:rStyle w:val="11"/>
           <w:rFonts w:hint="default"/>
@@ -1252,7 +1511,18 @@
           <w:szCs w:val="22"/>
           <w:lang w:val="en-US"/>
         </w:rPr>
-      </w:pPr>
+        <w:t xml:space="preserve">AI Diploma  at </w:t>
+      </w:r>
+      <w:r>
+        <w:rPr>
+          <w:rFonts w:eastAsia="SimSun"/>
+          <w:b/>
+          <w:bCs/>
+          <w:sz w:val="22"/>
+          <w:szCs w:val="22"/>
+        </w:rPr>
+        <w:t>National Telecommunication Institute (NTI)</w:t>
+      </w:r>
       <w:r>
         <w:rPr>
           <w:rStyle w:val="11"/>
@@ -1261,66 +1531,18 @@
           <w:bCs/>
           <w:i w:val="0"/>
           <w:iCs w:val="0"/>
-          <w:sz w:val="24"/>
-          <w:szCs w:val="24"/>
-          <w:lang w:val="en-US"/>
-        </w:rPr>
-        <w:t>AI Engineer Trainee</w:t>
-      </w:r>
-      <w:r>
-        <w:rPr>
-          <w:rStyle w:val="11"/>
-          <w:rFonts w:hint="default"/>
-          <w:b/>
-          <w:bCs/>
-          <w:i w:val="0"/>
-          <w:iCs w:val="0"/>
-          <w:sz w:val="22"/>
-          <w:szCs w:val="22"/>
-          <w:lang w:val="en-US"/>
-        </w:rPr>
-        <w:t xml:space="preserve">  |</w:t>
-      </w:r>
-      <w:r>
-        <w:rPr>
-          <w:rStyle w:val="11"/>
-          <w:rFonts w:hint="default"/>
-          <w:b w:val="0"/>
-          <w:bCs w:val="0"/>
-          <w:i w:val="0"/>
-          <w:iCs w:val="0"/>
-          <w:sz w:val="22"/>
-          <w:szCs w:val="22"/>
-          <w:lang w:val="en-US"/>
-        </w:rPr>
-        <w:t xml:space="preserve"> </w:t>
-      </w:r>
-      <w:r>
-        <w:rPr>
-          <w:rFonts w:eastAsia="SimSun"/>
-          <w:b w:val="0"/>
-          <w:bCs w:val="0"/>
-        </w:rPr>
-        <w:t>National Telecommunication Institute (NTI)</w:t>
-      </w:r>
-      <w:r>
-        <w:rPr>
-          <w:rStyle w:val="11"/>
-          <w:rFonts w:hint="default"/>
-          <w:b/>
-          <w:bCs/>
-          <w:i w:val="0"/>
-          <w:iCs w:val="0"/>
-          <w:sz w:val="22"/>
-          <w:szCs w:val="22"/>
-          <w:lang w:val="en-US"/>
-        </w:rPr>
-        <w:t xml:space="preserve">            </w:t>
+          <w:sz w:val="22"/>
+          <w:szCs w:val="22"/>
+          <w:lang w:val="en-US"/>
+        </w:rPr>
+        <w:t xml:space="preserve">                      </w:t>
       </w:r>
       <w:r>
         <w:rPr>
           <w:rStyle w:val="22"/>
           <w:rFonts w:hint="default"/>
+          <w:b w:val="0"/>
+          <w:bCs w:val="0"/>
           <w:sz w:val="22"/>
           <w:szCs w:val="22"/>
           <w:lang w:val="en-US"/>
@@ -1358,300 +1580,84 @@
     </w:p>
     <w:p>
       <w:pPr>
-        <w:rPr>
-          <w:rFonts w:hint="default" w:ascii="Arial" w:hAnsi="Arial" w:cs="Arial"/>
-          <w:b w:val="0"/>
-          <w:bCs w:val="0"/>
-          <w:sz w:val="20"/>
-          <w:szCs w:val="20"/>
-        </w:rPr>
-      </w:pPr>
-      <w:r>
-        <w:rPr>
-          <w:rFonts w:ascii="SimSun" w:hAnsi="SimSun" w:eastAsia="SimSun" w:cs="SimSun"/>
-          <w:sz w:val="24"/>
-          <w:szCs w:val="24"/>
-        </w:rPr>
+        <w:bidi w:val="0"/>
+        <w:rPr>
+          <w:rFonts w:hint="default"/>
+        </w:rPr>
+      </w:pPr>
+      <w:r>
         <w:t>•</w:t>
       </w:r>
       <w:r>
         <w:rPr>
-          <w:rFonts w:hint="default" w:ascii="Arial" w:hAnsi="Arial" w:cs="Arial"/>
-          <w:sz w:val="20"/>
-          <w:szCs w:val="20"/>
+          <w:rFonts w:hint="default"/>
         </w:rPr>
         <w:t xml:space="preserve"> </w:t>
       </w:r>
       <w:r>
         <w:rPr>
-          <w:rFonts w:hint="default" w:ascii="Arial" w:hAnsi="Arial" w:cs="Arial"/>
-          <w:b w:val="0"/>
-          <w:bCs w:val="0"/>
-          <w:sz w:val="20"/>
-          <w:szCs w:val="20"/>
-        </w:rPr>
-        <w:t>cover</w:t>
-      </w:r>
-      <w:r>
-        <w:rPr>
-          <w:rFonts w:hint="default" w:ascii="Arial" w:hAnsi="Arial" w:cs="Arial"/>
-          <w:b w:val="0"/>
-          <w:bCs w:val="0"/>
-          <w:sz w:val="20"/>
-          <w:szCs w:val="20"/>
+          <w:rFonts w:hint="default"/>
+          <w:lang w:val="en-US"/>
+        </w:rPr>
+        <w:t>C</w:t>
+      </w:r>
+      <w:r>
+        <w:rPr>
+          <w:rFonts w:hint="default"/>
+        </w:rPr>
+        <w:t>over</w:t>
+      </w:r>
+      <w:r>
+        <w:rPr>
+          <w:rFonts w:hint="default"/>
           <w:lang w:val="en-US"/>
         </w:rPr>
         <w:t>ed</w:t>
       </w:r>
       <w:r>
         <w:rPr>
-          <w:rFonts w:hint="default" w:ascii="Arial" w:hAnsi="Arial" w:cs="Arial"/>
-          <w:b w:val="0"/>
-          <w:bCs w:val="0"/>
-          <w:sz w:val="20"/>
-          <w:szCs w:val="20"/>
-        </w:rPr>
-        <w:t xml:space="preserve"> core and advanced topics in </w:t>
-      </w:r>
-      <w:r>
-        <w:rPr>
-          <w:rStyle w:val="16"/>
-          <w:rFonts w:hint="default" w:ascii="Arial" w:hAnsi="Arial" w:cs="Arial"/>
-          <w:b w:val="0"/>
-          <w:bCs w:val="0"/>
-          <w:sz w:val="20"/>
-          <w:szCs w:val="20"/>
-        </w:rPr>
-        <w:t>Deep Learning, Computer Vision, and NLP</w:t>
-      </w:r>
-      <w:r>
-        <w:rPr>
-          <w:rFonts w:hint="default" w:ascii="Arial" w:hAnsi="Arial" w:cs="Arial"/>
-          <w:b w:val="0"/>
-          <w:bCs w:val="0"/>
-          <w:sz w:val="20"/>
-          <w:szCs w:val="20"/>
-        </w:rPr>
-        <w:t xml:space="preserve">, including </w:t>
-      </w:r>
-      <w:r>
-        <w:rPr>
-          <w:rStyle w:val="16"/>
-          <w:rFonts w:hint="default" w:ascii="Arial" w:hAnsi="Arial" w:cs="Arial"/>
-          <w:b w:val="0"/>
-          <w:bCs w:val="0"/>
-          <w:sz w:val="20"/>
-          <w:szCs w:val="20"/>
-        </w:rPr>
-        <w:t>CNN architectures</w:t>
-      </w:r>
-      <w:r>
-        <w:rPr>
-          <w:rStyle w:val="16"/>
-          <w:rFonts w:hint="default" w:cs="Arial"/>
-          <w:b w:val="0"/>
-          <w:bCs w:val="0"/>
-          <w:sz w:val="20"/>
-          <w:szCs w:val="20"/>
-          <w:lang w:val="en-US"/>
-        </w:rPr>
-        <w:t>,</w:t>
-      </w:r>
-      <w:r>
-        <w:rPr>
-          <w:rStyle w:val="16"/>
-          <w:rFonts w:hint="default" w:ascii="Arial" w:hAnsi="Arial" w:cs="Arial"/>
-          <w:b w:val="0"/>
-          <w:bCs w:val="0"/>
-          <w:sz w:val="20"/>
-          <w:szCs w:val="20"/>
-        </w:rPr>
-        <w:t xml:space="preserve"> Vision Transformers</w:t>
-      </w:r>
-      <w:r>
-        <w:rPr>
-          <w:rStyle w:val="16"/>
-          <w:rFonts w:hint="default" w:cs="Arial"/>
-          <w:b w:val="0"/>
-          <w:bCs w:val="0"/>
-          <w:sz w:val="20"/>
-          <w:szCs w:val="20"/>
-          <w:lang w:val="en-US"/>
-        </w:rPr>
-        <w:t xml:space="preserve"> (VIT)</w:t>
-      </w:r>
-      <w:r>
-        <w:rPr>
-          <w:rFonts w:hint="default" w:ascii="Arial" w:hAnsi="Arial" w:cs="Arial"/>
-          <w:b w:val="0"/>
-          <w:bCs w:val="0"/>
-          <w:sz w:val="20"/>
-          <w:szCs w:val="20"/>
-        </w:rPr>
-        <w:t>,</w:t>
-      </w:r>
-      <w:r>
-        <w:rPr>
-          <w:rStyle w:val="16"/>
-          <w:rFonts w:hint="default" w:ascii="Arial" w:hAnsi="Arial" w:cs="Arial"/>
-          <w:b w:val="0"/>
-          <w:bCs w:val="0"/>
-          <w:sz w:val="20"/>
-          <w:szCs w:val="20"/>
+          <w:rFonts w:hint="default"/>
+        </w:rPr>
+        <w:t xml:space="preserve"> core and advanced topics in Deep Learning, Computer Vision, and NLP, including CNN architectures, </w:t>
+      </w:r>
+      <w:r>
+        <w:rPr>
+          <w:rFonts w:hint="default"/>
+          <w:lang w:val="en-US"/>
+        </w:rPr>
+        <w:t>VAE</w:t>
+      </w:r>
+      <w:r>
+        <w:rPr>
+          <w:rFonts w:hint="default"/>
+        </w:rPr>
+        <w:t xml:space="preserve">, GANs, Object Detection (YOLO, Faster R-CNN), Image Segmentation (U-Net), and Sequential </w:t>
+      </w:r>
+      <w:r>
+        <w:rPr>
+          <w:rFonts w:hint="default"/>
+          <w:lang w:val="en-US"/>
         </w:rPr>
         <w:t xml:space="preserve"> </w:t>
       </w:r>
       <w:r>
         <w:rPr>
-          <w:rStyle w:val="16"/>
-          <w:rFonts w:hint="default" w:cs="Arial"/>
-          <w:b w:val="0"/>
-          <w:bCs w:val="0"/>
-          <w:sz w:val="20"/>
-          <w:szCs w:val="20"/>
-          <w:lang w:val="en-US"/>
-        </w:rPr>
-        <w:t>VAE</w:t>
-      </w:r>
-      <w:r>
-        <w:rPr>
-          <w:rFonts w:hint="default" w:ascii="Arial" w:hAnsi="Arial" w:cs="Arial"/>
-          <w:b w:val="0"/>
-          <w:bCs w:val="0"/>
-          <w:sz w:val="20"/>
-          <w:szCs w:val="20"/>
-        </w:rPr>
-        <w:t xml:space="preserve">, </w:t>
-      </w:r>
-      <w:r>
-        <w:rPr>
-          <w:rStyle w:val="16"/>
-          <w:rFonts w:hint="default" w:ascii="Arial" w:hAnsi="Arial" w:cs="Arial"/>
-          <w:b w:val="0"/>
-          <w:bCs w:val="0"/>
-          <w:sz w:val="20"/>
-          <w:szCs w:val="20"/>
-        </w:rPr>
-        <w:t>GANs</w:t>
-      </w:r>
-      <w:r>
-        <w:rPr>
-          <w:rFonts w:hint="default" w:ascii="Arial" w:hAnsi="Arial" w:cs="Arial"/>
-          <w:b w:val="0"/>
-          <w:bCs w:val="0"/>
-          <w:sz w:val="20"/>
-          <w:szCs w:val="20"/>
-        </w:rPr>
-        <w:t xml:space="preserve">, </w:t>
-      </w:r>
-      <w:r>
-        <w:rPr>
-          <w:rStyle w:val="16"/>
-          <w:rFonts w:hint="default" w:ascii="Arial" w:hAnsi="Arial" w:cs="Arial"/>
-          <w:b w:val="0"/>
-          <w:bCs w:val="0"/>
-          <w:sz w:val="20"/>
-          <w:szCs w:val="20"/>
-        </w:rPr>
-        <w:t>Object Detection (YOLO, Faster R-CNN)</w:t>
-      </w:r>
-      <w:r>
-        <w:rPr>
-          <w:rFonts w:hint="default" w:ascii="Arial" w:hAnsi="Arial" w:cs="Arial"/>
-          <w:b w:val="0"/>
-          <w:bCs w:val="0"/>
-          <w:sz w:val="20"/>
-          <w:szCs w:val="20"/>
-        </w:rPr>
-        <w:t xml:space="preserve">, </w:t>
-      </w:r>
-      <w:r>
-        <w:rPr>
-          <w:rStyle w:val="16"/>
-          <w:rFonts w:hint="default" w:ascii="Arial" w:hAnsi="Arial" w:cs="Arial"/>
-          <w:b w:val="0"/>
-          <w:bCs w:val="0"/>
-          <w:sz w:val="20"/>
-          <w:szCs w:val="20"/>
-        </w:rPr>
-        <w:t>Image Segmentation (U-Net)</w:t>
-      </w:r>
-      <w:r>
-        <w:rPr>
-          <w:rFonts w:hint="default" w:ascii="Arial" w:hAnsi="Arial" w:cs="Arial"/>
-          <w:b w:val="0"/>
-          <w:bCs w:val="0"/>
-          <w:sz w:val="20"/>
-          <w:szCs w:val="20"/>
-        </w:rPr>
-        <w:t xml:space="preserve">, and </w:t>
-      </w:r>
-      <w:r>
-        <w:rPr>
-          <w:rStyle w:val="16"/>
-          <w:rFonts w:hint="default" w:ascii="Arial" w:hAnsi="Arial" w:cs="Arial"/>
-          <w:b w:val="0"/>
-          <w:bCs w:val="0"/>
-          <w:sz w:val="20"/>
-          <w:szCs w:val="20"/>
-        </w:rPr>
-        <w:t xml:space="preserve">Sequential </w:t>
-      </w:r>
-      <w:r>
-        <w:rPr>
-          <w:rStyle w:val="16"/>
-          <w:rFonts w:hint="default" w:cs="Arial"/>
-          <w:b w:val="0"/>
-          <w:bCs w:val="0"/>
-          <w:sz w:val="20"/>
-          <w:szCs w:val="20"/>
-          <w:lang w:val="en-US"/>
-        </w:rPr>
-        <w:t xml:space="preserve">and Time Series </w:t>
-      </w:r>
-      <w:r>
-        <w:rPr>
-          <w:rStyle w:val="16"/>
-          <w:rFonts w:hint="default" w:ascii="Arial" w:hAnsi="Arial" w:cs="Arial"/>
-          <w:b w:val="0"/>
-          <w:bCs w:val="0"/>
-          <w:sz w:val="20"/>
-          <w:szCs w:val="20"/>
+          <w:rFonts w:hint="default"/>
         </w:rPr>
         <w:t>Models (RNN, LSTM,</w:t>
       </w:r>
       <w:r>
         <w:rPr>
-          <w:rStyle w:val="16"/>
-          <w:rFonts w:hint="default" w:cs="Arial"/>
-          <w:b w:val="0"/>
-          <w:bCs w:val="0"/>
-          <w:sz w:val="20"/>
-          <w:szCs w:val="20"/>
+          <w:rFonts w:hint="default"/>
           <w:lang w:val="en-US"/>
         </w:rPr>
         <w:t xml:space="preserve"> Seq2Seq,</w:t>
       </w:r>
       <w:r>
         <w:rPr>
-          <w:rStyle w:val="16"/>
-          <w:rFonts w:hint="default" w:ascii="Arial" w:hAnsi="Arial" w:cs="Arial"/>
-          <w:b w:val="0"/>
-          <w:bCs w:val="0"/>
-          <w:sz w:val="20"/>
-          <w:szCs w:val="20"/>
-        </w:rPr>
-        <w:t xml:space="preserve"> Transformers)</w:t>
-      </w:r>
-      <w:r>
-        <w:rPr>
-          <w:rFonts w:hint="default" w:ascii="Arial" w:hAnsi="Arial" w:cs="Arial"/>
-          <w:b w:val="0"/>
-          <w:bCs w:val="0"/>
-          <w:sz w:val="20"/>
-          <w:szCs w:val="20"/>
-        </w:rPr>
-        <w:t>.</w:t>
+          <w:rFonts w:hint="default"/>
+        </w:rPr>
+        <w:t xml:space="preserve"> Transformers).</w:t>
       </w:r>
     </w:p>
     <w:p>
@@ -1663,315 +1669,130 @@
         <w:suppressLineNumbers w:val="0"/>
         <w:spacing w:line="240" w:lineRule="auto"/>
         <w:rPr>
-          <w:rFonts w:hint="default" w:ascii="Arial" w:hAnsi="Arial" w:cs="Arial"/>
-          <w:sz w:val="20"/>
-          <w:szCs w:val="20"/>
-        </w:rPr>
-      </w:pPr>
-      <w:r>
-        <w:rPr>
-          <w:rFonts w:ascii="SimSun" w:hAnsi="SimSun" w:eastAsia="SimSun" w:cs="SimSun"/>
-          <w:b w:val="0"/>
-          <w:bCs w:val="0"/>
-          <w:sz w:val="24"/>
-          <w:szCs w:val="24"/>
-        </w:rPr>
-        <w:t>•</w:t>
-      </w:r>
-      <w:r>
-        <w:rPr>
-          <w:rFonts w:hint="default" w:ascii="SimSun" w:hAnsi="SimSun" w:cs="SimSun"/>
-          <w:b w:val="0"/>
-          <w:bCs w:val="0"/>
-          <w:sz w:val="24"/>
-          <w:szCs w:val="24"/>
-          <w:lang w:val="en-US"/>
-        </w:rPr>
-        <w:t xml:space="preserve"> </w:t>
-      </w:r>
-      <w:r>
-        <w:rPr>
-          <w:rStyle w:val="16"/>
-          <w:rFonts w:hint="default" w:ascii="Arial" w:hAnsi="Arial" w:cs="Arial"/>
-          <w:b w:val="0"/>
-          <w:bCs w:val="0"/>
-          <w:sz w:val="20"/>
-          <w:szCs w:val="20"/>
-        </w:rPr>
-        <w:t>Developed and deployed</w:t>
-      </w:r>
-      <w:r>
-        <w:rPr>
-          <w:rFonts w:hint="default" w:ascii="Arial" w:hAnsi="Arial" w:cs="Arial"/>
-          <w:b w:val="0"/>
-          <w:bCs w:val="0"/>
-          <w:sz w:val="20"/>
-          <w:szCs w:val="20"/>
-        </w:rPr>
-        <w:t xml:space="preserve"> end-to-end AI solutions using </w:t>
-      </w:r>
-      <w:r>
-        <w:rPr>
-          <w:rStyle w:val="16"/>
-          <w:rFonts w:hint="default" w:ascii="Arial" w:hAnsi="Arial" w:cs="Arial"/>
-          <w:b w:val="0"/>
-          <w:bCs w:val="0"/>
-          <w:sz w:val="20"/>
-          <w:szCs w:val="20"/>
-        </w:rPr>
-        <w:t>Large Language Models (LLMs)</w:t>
-      </w:r>
-      <w:r>
-        <w:rPr>
-          <w:rFonts w:hint="default" w:ascii="Arial" w:hAnsi="Arial" w:cs="Arial"/>
-          <w:b w:val="0"/>
-          <w:bCs w:val="0"/>
-          <w:sz w:val="20"/>
-          <w:szCs w:val="20"/>
-        </w:rPr>
-        <w:t xml:space="preserve"> with </w:t>
-      </w:r>
-      <w:r>
-        <w:rPr>
-          <w:rStyle w:val="16"/>
-          <w:rFonts w:hint="default" w:ascii="Arial" w:hAnsi="Arial" w:cs="Arial"/>
-          <w:b w:val="0"/>
-          <w:bCs w:val="0"/>
-          <w:sz w:val="20"/>
-          <w:szCs w:val="20"/>
-        </w:rPr>
-        <w:t>Fine-Tuning, RAG, LangChain, LangGraph, and AI Agents</w:t>
-      </w:r>
-      <w:r>
-        <w:rPr>
-          <w:rFonts w:hint="default" w:ascii="Arial" w:hAnsi="Arial" w:cs="Arial"/>
-          <w:b w:val="0"/>
-          <w:bCs w:val="0"/>
-          <w:sz w:val="20"/>
-          <w:szCs w:val="20"/>
-        </w:rPr>
-        <w:t xml:space="preserve">, alongside </w:t>
-      </w:r>
-      <w:r>
-        <w:rPr>
-          <w:rStyle w:val="16"/>
-          <w:rFonts w:hint="default" w:ascii="Arial" w:hAnsi="Arial" w:cs="Arial"/>
-          <w:b w:val="0"/>
-          <w:bCs w:val="0"/>
-          <w:sz w:val="20"/>
-          <w:szCs w:val="20"/>
-        </w:rPr>
-        <w:t>NLP techniques (Text Preprocessing, Embeddings)</w:t>
-      </w:r>
-      <w:r>
-        <w:rPr>
-          <w:rFonts w:hint="default" w:ascii="Arial" w:hAnsi="Arial" w:cs="Arial"/>
-          <w:b w:val="0"/>
-          <w:bCs w:val="0"/>
-          <w:sz w:val="20"/>
-          <w:szCs w:val="20"/>
-        </w:rPr>
-        <w:t xml:space="preserve"> and production tools such as </w:t>
-      </w:r>
-      <w:r>
-        <w:rPr>
-          <w:rStyle w:val="16"/>
-          <w:rFonts w:hint="default" w:ascii="Arial" w:hAnsi="Arial" w:cs="Arial"/>
-          <w:b w:val="0"/>
-          <w:bCs w:val="0"/>
-          <w:sz w:val="20"/>
-          <w:szCs w:val="20"/>
-        </w:rPr>
-        <w:t>Streamlit, FastAPI, and Docker</w:t>
-      </w:r>
-      <w:r>
-        <w:rPr>
-          <w:rFonts w:hint="default" w:ascii="Arial" w:hAnsi="Arial" w:cs="Arial"/>
-          <w:sz w:val="20"/>
-          <w:szCs w:val="20"/>
-        </w:rPr>
-        <w:t>.</w:t>
-      </w:r>
-    </w:p>
-    <w:p>
-      <w:pPr>
-        <w:pStyle w:val="15"/>
-        <w:keepNext w:val="0"/>
-        <w:keepLines w:val="0"/>
-        <w:widowControl/>
-        <w:suppressLineNumbers w:val="0"/>
-        <w:rPr>
-          <w:rStyle w:val="11"/>
-          <w:i w:val="0"/>
-          <w:iCs w:val="0"/>
-        </w:rPr>
-      </w:pPr>
-      <w:r>
-        <w:rPr>
-          <w:rStyle w:val="16"/>
-          <w:rFonts w:eastAsia="SimSun"/>
-        </w:rPr>
-        <w:t>AI &amp; Data Science Trainee</w:t>
-      </w:r>
-      <w:r>
-        <w:rPr>
-          <w:rFonts w:eastAsia="SimSun"/>
-        </w:rPr>
-        <w:t xml:space="preserve"> | Digital Egypt Professional Initiative (DEPI)</w:t>
-      </w:r>
-      <w:r>
-        <w:rPr>
-          <w:rStyle w:val="11"/>
-          <w:b/>
-          <w:bCs/>
-          <w:i w:val="0"/>
-          <w:iCs w:val="0"/>
-        </w:rPr>
-        <w:t xml:space="preserve">   </w:t>
-      </w:r>
-      <w:r>
-        <w:rPr>
-          <w:rStyle w:val="16"/>
-          <w:sz w:val="22"/>
-          <w:szCs w:val="22"/>
-        </w:rPr>
-        <w:t>Oct 2024 - May 2025</w:t>
-      </w:r>
-      <w:r>
-        <w:rPr>
-          <w:rStyle w:val="11"/>
-          <w:b/>
-          <w:bCs/>
-          <w:i w:val="0"/>
-          <w:iCs w:val="0"/>
-        </w:rPr>
-        <w:t xml:space="preserve"> </w:t>
-      </w:r>
-      <w:r>
-        <w:rPr>
-          <w:rStyle w:val="11"/>
-          <w:i w:val="0"/>
-          <w:iCs w:val="0"/>
-        </w:rPr>
-        <w:t xml:space="preserve">  </w:t>
-      </w:r>
-    </w:p>
-    <w:p>
-      <w:pPr>
-        <w:pStyle w:val="15"/>
-        <w:keepNext w:val="0"/>
-        <w:keepLines w:val="0"/>
-        <w:widowControl/>
-        <w:suppressLineNumbers w:val="0"/>
-        <w:rPr>
-          <w:rFonts w:hint="default" w:ascii="Arial" w:hAnsi="Arial" w:cs="Arial"/>
-          <w:b w:val="0"/>
-          <w:bCs w:val="0"/>
-          <w:sz w:val="20"/>
-          <w:szCs w:val="20"/>
-        </w:rPr>
-      </w:pPr>
-      <w:r>
-        <w:rPr>
-          <w:rFonts w:ascii="SimSun" w:hAnsi="SimSun" w:eastAsia="SimSun" w:cs="SimSun"/>
-          <w:sz w:val="24"/>
-          <w:szCs w:val="24"/>
-        </w:rPr>
-        <w:t>•</w:t>
-      </w:r>
-      <w:r>
-        <w:rPr>
-          <w:rFonts w:hint="default" w:ascii="Arial" w:hAnsi="Arial" w:cs="Arial"/>
-          <w:sz w:val="20"/>
-          <w:szCs w:val="20"/>
-        </w:rPr>
-        <w:t xml:space="preserve"> </w:t>
-      </w:r>
-      <w:r>
-        <w:rPr>
-          <w:rFonts w:hint="eastAsia" w:ascii="SimSun" w:hAnsi="SimSun" w:eastAsia="SimSun" w:cs="SimSun"/>
-          <w:sz w:val="24"/>
-        </w:rPr>
-        <w:t xml:space="preserve"> </w:t>
-      </w:r>
-      <w:r>
-        <w:t xml:space="preserve">Performed </w:t>
-      </w:r>
-      <w:r>
-        <w:rPr>
-          <w:rStyle w:val="16"/>
-        </w:rPr>
-        <w:t>data analysis, statistical exploration, and data preprocessing</w:t>
-      </w:r>
-      <w:r>
-        <w:t xml:space="preserve"> using Pandas and NumPy</w:t>
-      </w:r>
-      <w:r>
-        <w:rPr>
-          <w:rFonts w:hint="default"/>
-          <w:lang w:val="en-US"/>
-        </w:rPr>
-        <w:t xml:space="preserve">,  </w:t>
-      </w:r>
-      <w:r>
-        <w:t xml:space="preserve">Built and optimized </w:t>
-      </w:r>
-      <w:r>
-        <w:rPr>
-          <w:rStyle w:val="16"/>
-        </w:rPr>
-        <w:t>machine learning models</w:t>
-      </w:r>
-      <w:r>
-        <w:t xml:space="preserve"> for real-world datasets</w:t>
-      </w:r>
-      <w:r>
-        <w:rPr>
-          <w:rFonts w:hint="default"/>
-          <w:lang w:val="en-US"/>
-        </w:rPr>
-        <w:t xml:space="preserve">,  </w:t>
-      </w:r>
-      <w:r>
-        <w:t>Deployed ML solutions and dashboards, ensuring performance and usability</w:t>
-      </w:r>
-      <w:r>
-        <w:rPr>
-          <w:rFonts w:hint="default"/>
-          <w:lang w:val="en-US"/>
-        </w:rPr>
-        <w:t>,</w:t>
-      </w:r>
-      <w:r>
-        <w:rPr>
-          <w:rFonts w:hint="eastAsia" w:ascii="SimSun" w:hAnsi="SimSun" w:eastAsia="SimSun" w:cs="SimSun"/>
-          <w:sz w:val="24"/>
-        </w:rPr>
-        <w:t xml:space="preserve"> </w:t>
-      </w:r>
-      <w:r>
-        <w:t xml:space="preserve">Strengthened foundations in </w:t>
-      </w:r>
-      <w:r>
-        <w:rPr>
-          <w:rStyle w:val="16"/>
-        </w:rPr>
-        <w:t>Python, SQL, and applied statistics</w:t>
-      </w:r>
-      <w:r>
-        <w:t>.</w:t>
-      </w:r>
-    </w:p>
-    <w:p>
-      <w:pPr>
-        <w:spacing w:line="240" w:lineRule="auto"/>
-        <w:rPr>
           <w:rFonts w:hint="default"/>
           <w:b/>
           <w:bCs/>
           <w:sz w:val="32"/>
           <w:szCs w:val="32"/>
           <w:lang w:val="en-US"/>
+        </w:rPr>
+      </w:pPr>
+      <w:r>
+        <w:rPr>
+          <w:rFonts w:ascii="SimSun" w:hAnsi="SimSun" w:eastAsia="SimSun" w:cs="SimSun"/>
+          <w:b w:val="0"/>
+          <w:bCs w:val="0"/>
+          <w:sz w:val="24"/>
+          <w:szCs w:val="24"/>
+        </w:rPr>
+        <w:t>•</w:t>
+      </w:r>
+      <w:r>
+        <w:rPr>
+          <w:rFonts w:hint="default" w:ascii="SimSun" w:hAnsi="SimSun" w:cs="SimSun"/>
+          <w:b w:val="0"/>
+          <w:bCs w:val="0"/>
+          <w:sz w:val="24"/>
+          <w:szCs w:val="24"/>
+          <w:lang w:val="en-US"/>
+        </w:rPr>
+        <w:t xml:space="preserve"> </w:t>
+      </w:r>
+      <w:r>
+        <w:rPr>
+          <w:rStyle w:val="16"/>
+          <w:rFonts w:hint="default" w:ascii="Arial" w:hAnsi="Arial" w:cs="Arial"/>
+          <w:b w:val="0"/>
+          <w:bCs w:val="0"/>
+          <w:sz w:val="20"/>
+          <w:szCs w:val="20"/>
+        </w:rPr>
+        <w:t>Developed and deployed</w:t>
+      </w:r>
+      <w:r>
+        <w:rPr>
+          <w:rFonts w:hint="default" w:ascii="Arial" w:hAnsi="Arial" w:cs="Arial"/>
+          <w:b w:val="0"/>
+          <w:bCs w:val="0"/>
+          <w:sz w:val="20"/>
+          <w:szCs w:val="20"/>
+        </w:rPr>
+        <w:t xml:space="preserve"> end-to-end AI solutions using </w:t>
+      </w:r>
+      <w:r>
+        <w:rPr>
+          <w:rStyle w:val="16"/>
+          <w:rFonts w:hint="default" w:ascii="Arial" w:hAnsi="Arial" w:cs="Arial"/>
+          <w:b w:val="0"/>
+          <w:bCs w:val="0"/>
+          <w:sz w:val="20"/>
+          <w:szCs w:val="20"/>
+        </w:rPr>
+        <w:t>LLMs</w:t>
+      </w:r>
+      <w:r>
+        <w:rPr>
+          <w:rFonts w:hint="default" w:ascii="Arial" w:hAnsi="Arial" w:cs="Arial"/>
+          <w:b w:val="0"/>
+          <w:bCs w:val="0"/>
+          <w:sz w:val="20"/>
+          <w:szCs w:val="20"/>
+        </w:rPr>
+        <w:t xml:space="preserve"> with </w:t>
+      </w:r>
+      <w:r>
+        <w:rPr>
+          <w:rStyle w:val="16"/>
+          <w:rFonts w:hint="default" w:ascii="Arial" w:hAnsi="Arial" w:cs="Arial"/>
+          <w:b w:val="0"/>
+          <w:bCs w:val="0"/>
+          <w:sz w:val="20"/>
+          <w:szCs w:val="20"/>
+        </w:rPr>
+        <w:t>Fine-Tuning, RAG, LangChain, LangGraph, and AI Agents</w:t>
+      </w:r>
+      <w:r>
+        <w:rPr>
+          <w:rFonts w:hint="default" w:ascii="Arial" w:hAnsi="Arial" w:cs="Arial"/>
+          <w:b w:val="0"/>
+          <w:bCs w:val="0"/>
+          <w:sz w:val="20"/>
+          <w:szCs w:val="20"/>
+        </w:rPr>
+        <w:t xml:space="preserve">, alongside </w:t>
+      </w:r>
+      <w:r>
+        <w:rPr>
+          <w:rStyle w:val="16"/>
+          <w:rFonts w:hint="default" w:ascii="Arial" w:hAnsi="Arial" w:cs="Arial"/>
+          <w:b w:val="0"/>
+          <w:bCs w:val="0"/>
+          <w:sz w:val="20"/>
+          <w:szCs w:val="20"/>
+        </w:rPr>
+        <w:t>NLP techniques (Text Preprocessing, Embeddings)</w:t>
+      </w:r>
+      <w:r>
+        <w:rPr>
+          <w:rStyle w:val="16"/>
+          <w:rFonts w:hint="default" w:ascii="Arial" w:hAnsi="Arial" w:cs="Arial"/>
+          <w:b w:val="0"/>
+          <w:bCs w:val="0"/>
+          <w:sz w:val="20"/>
+          <w:szCs w:val="20"/>
+          <w:lang w:val="en-US"/>
+        </w:rPr>
+        <w:t>.</w:t>
+      </w:r>
+    </w:p>
+    <w:p>
+      <w:pPr>
+        <w:spacing w:line="240" w:lineRule="auto"/>
+        <w:rPr>
+          <w:b w:val="0"/>
+          <w:bCs w:val="0"/>
+          <w:sz w:val="18"/>
+          <w:szCs w:val="18"/>
         </w:rPr>
       </w:pPr>
       <w:r>
@@ -2068,16 +1889,18 @@
     </w:p>
     <w:p>
       <w:pPr>
-        <w:spacing w:line="240" w:lineRule="auto"/>
-        <w:rPr>
-          <w:b w:val="0"/>
-          <w:bCs w:val="0"/>
-          <w:sz w:val="18"/>
-          <w:szCs w:val="18"/>
-        </w:rPr>
-      </w:pPr>
-    </w:p>
-    <w:p>
+        <w:pStyle w:val="15"/>
+        <w:keepNext w:val="0"/>
+        <w:keepLines w:val="0"/>
+        <w:widowControl/>
+        <w:suppressLineNumbers w:val="0"/>
+        <w:spacing w:afterAutospacing="0"/>
+        <w:rPr>
+          <w:rFonts w:hint="default" w:ascii="Arial" w:hAnsi="Arial" w:cs="Arial"/>
+          <w:sz w:val="22"/>
+          <w:szCs w:val="22"/>
+        </w:rPr>
+      </w:pPr>
       <w:r>
         <w:rPr>
           <w:rFonts w:ascii="SimSun" w:hAnsi="SimSun" w:eastAsia="SimSun" w:cs="SimSun"/>
@@ -2089,52 +1912,189 @@
       <w:r>
         <w:rPr>
           <w:rFonts w:hint="default" w:ascii="Arial" w:hAnsi="Arial" w:cs="Arial"/>
-          <w:sz w:val="20"/>
-          <w:szCs w:val="20"/>
+          <w:b/>
+          <w:bCs/>
+          <w:sz w:val="22"/>
+          <w:szCs w:val="22"/>
+          <w:lang w:val="en-US"/>
+        </w:rPr>
+        <w:t>Database Chat System</w:t>
+      </w:r>
+      <w:r>
+        <w:rPr>
+          <w:rFonts w:hint="default" w:ascii="Arial" w:hAnsi="Arial" w:cs="Arial"/>
+          <w:sz w:val="22"/>
+          <w:szCs w:val="22"/>
+          <w:lang w:val="en-US"/>
+        </w:rPr>
+        <w:t xml:space="preserve"> - </w:t>
+      </w:r>
+      <w:r>
+        <w:rPr>
+          <w:rFonts w:hint="default" w:ascii="Arial" w:hAnsi="Arial" w:cs="Arial"/>
+          <w:sz w:val="22"/>
+          <w:szCs w:val="22"/>
+        </w:rPr>
+        <w:t>Developed an LLM-powered system for natural language interaction with SQL databases, supporting automatic query generation and execution.</w:t>
+      </w:r>
+      <w:r>
+        <w:rPr>
+          <w:rFonts w:hint="default" w:ascii="Arial" w:hAnsi="Arial" w:cs="Arial"/>
+          <w:sz w:val="22"/>
+          <w:szCs w:val="22"/>
+        </w:rPr>
+        <w:br w:type="textWrapping"/>
+      </w:r>
+      <w:r>
+        <w:rPr>
+          <w:rFonts w:hint="default" w:ascii="Arial" w:hAnsi="Arial" w:cs="Arial"/>
+          <w:sz w:val="22"/>
+          <w:szCs w:val="22"/>
+        </w:rPr>
+        <w:t>Implemented complexity detection, question decomposition, and agent-based workflows to handle advanced analytical queries.</w:t>
+      </w:r>
+      <w:r>
+        <w:rPr>
+          <w:rFonts w:hint="default" w:ascii="Arial" w:hAnsi="Arial" w:cs="Arial"/>
+          <w:sz w:val="22"/>
+          <w:szCs w:val="22"/>
+          <w:lang w:val="en-US"/>
         </w:rPr>
         <w:t xml:space="preserve"> </w:t>
       </w:r>
       <w:r>
         <w:rPr>
-          <w:rStyle w:val="16"/>
-          <w:sz w:val="22"/>
-          <w:szCs w:val="22"/>
-        </w:rPr>
-        <w:t>Recap &amp; Review System</w:t>
-      </w:r>
-      <w:r>
-        <w:t xml:space="preserve"> – Developed an LLM-powered multilingual session summarization tool using </w:t>
-      </w:r>
-      <w:r>
-        <w:rPr>
-          <w:rStyle w:val="16"/>
-        </w:rPr>
-        <w:t>DeepSeek, T5, BERT</w:t>
-      </w:r>
-      <w:r>
-        <w:t xml:space="preserve">, and </w:t>
-      </w:r>
-      <w:r>
-        <w:rPr>
-          <w:rStyle w:val="16"/>
-        </w:rPr>
-        <w:t>Whisper</w:t>
-      </w:r>
-      <w:r>
-        <w:t>, improving content comprehension for students,</w:t>
-      </w:r>
-      <w:r>
-        <w:rPr>
-          <w:rFonts w:eastAsia="SimSun"/>
-        </w:rPr>
-        <w:t>increasing processing efficiency by 60%</w:t>
-      </w:r>
-      <w:r>
-        <w:t>.</w:t>
-      </w:r>
-    </w:p>
-    <w:p/>
-    <w:p>
+          <w:rFonts w:hint="default" w:ascii="Arial" w:hAnsi="Arial" w:cs="Arial"/>
+          <w:sz w:val="22"/>
+          <w:szCs w:val="22"/>
+        </w:rPr>
+        <w:fldChar w:fldCharType="begin"/>
+      </w:r>
+      <w:r>
+        <w:rPr>
+          <w:rFonts w:hint="default" w:ascii="Arial" w:hAnsi="Arial" w:cs="Arial"/>
+          <w:sz w:val="22"/>
+          <w:szCs w:val="22"/>
+        </w:rPr>
+        <w:instrText xml:space="preserve"> HYPERLINK "https://github.com/Radwa-Salah913/Chat-with-CVs-GBG" </w:instrText>
+      </w:r>
+      <w:r>
+        <w:rPr>
+          <w:rFonts w:hint="default" w:ascii="Arial" w:hAnsi="Arial" w:cs="Arial"/>
+          <w:sz w:val="22"/>
+          <w:szCs w:val="22"/>
+        </w:rPr>
+        <w:fldChar w:fldCharType="separate"/>
+      </w:r>
+      <w:r>
+        <w:rPr>
+          <w:rStyle w:val="14"/>
+          <w:rFonts w:hint="default" w:ascii="Arial" w:hAnsi="Arial" w:cs="Arial"/>
+          <w:sz w:val="22"/>
+          <w:szCs w:val="22"/>
+        </w:rPr>
+        <w:t>https://github.com/Radwa-Salah913/Chat-with-CVs</w:t>
+      </w:r>
+      <w:r>
+        <w:rPr>
+          <w:rFonts w:hint="default" w:ascii="Arial" w:hAnsi="Arial" w:cs="Arial"/>
+          <w:sz w:val="22"/>
+          <w:szCs w:val="22"/>
+        </w:rPr>
+        <w:fldChar w:fldCharType="end"/>
+      </w:r>
+    </w:p>
+    <w:p>
+      <w:pPr>
+        <w:pStyle w:val="4"/>
+        <w:keepNext w:val="0"/>
+        <w:keepLines w:val="0"/>
+        <w:widowControl/>
+        <w:suppressLineNumbers w:val="0"/>
+        <w:spacing w:before="123" w:beforeLines="34" w:beforeAutospacing="0" w:after="183" w:afterLines="50" w:afterAutospacing="0"/>
+        <w:rPr>
+          <w:rFonts w:hint="default" w:ascii="SimSun" w:hAnsi="SimSun" w:eastAsia="SimSun" w:cs="SimSun"/>
+          <w:sz w:val="24"/>
+          <w:szCs w:val="24"/>
+          <w:lang w:val="en-US"/>
+        </w:rPr>
+      </w:pPr>
+      <w:r>
+        <w:rPr>
+          <w:b w:val="0"/>
+          <w:bCs w:val="0"/>
+          <w:sz w:val="22"/>
+          <w:szCs w:val="22"/>
+        </w:rPr>
+        <w:t>Tools &amp; Technologies</w:t>
+      </w:r>
+      <w:r>
+        <w:rPr>
+          <w:rFonts w:hint="default"/>
+          <w:b w:val="0"/>
+          <w:bCs w:val="0"/>
+          <w:sz w:val="22"/>
+          <w:szCs w:val="22"/>
+          <w:lang w:val="en-US"/>
+        </w:rPr>
+        <w:t xml:space="preserve"> : </w:t>
+      </w:r>
+      <w:r>
+        <w:rPr>
+          <w:b w:val="0"/>
+          <w:bCs w:val="0"/>
+          <w:sz w:val="22"/>
+          <w:szCs w:val="22"/>
+        </w:rPr>
+        <w:t>LangChain, SQL Agents, PostgreSQ</w:t>
+      </w:r>
+      <w:r>
+        <w:rPr>
+          <w:rFonts w:hint="default"/>
+          <w:b w:val="0"/>
+          <w:bCs w:val="0"/>
+          <w:sz w:val="22"/>
+          <w:szCs w:val="22"/>
+          <w:lang w:val="en-US"/>
+        </w:rPr>
+        <w:t>L, LLM</w:t>
+      </w:r>
+      <w:r>
+        <w:rPr>
+          <w:b w:val="0"/>
+          <w:bCs w:val="0"/>
+          <w:sz w:val="22"/>
+          <w:szCs w:val="22"/>
+        </w:rPr>
+        <w:t>, Prompt Engineerin</w:t>
+      </w:r>
+      <w:r>
+        <w:rPr>
+          <w:rFonts w:hint="default"/>
+          <w:b w:val="0"/>
+          <w:bCs w:val="0"/>
+          <w:sz w:val="22"/>
+          <w:szCs w:val="22"/>
+          <w:lang w:val="en-US"/>
+        </w:rPr>
+        <w:t>g.</w:t>
+      </w:r>
+    </w:p>
+    <w:p>
+      <w:pPr>
+        <w:pStyle w:val="15"/>
+        <w:keepNext w:val="0"/>
+        <w:keepLines w:val="0"/>
+        <w:widowControl/>
+        <w:suppressLineNumbers w:val="0"/>
+        <w:spacing w:beforeAutospacing="0" w:afterAutospacing="0"/>
+        <w:rPr>
+          <w:rFonts w:hint="default" w:ascii="Arial" w:hAnsi="Arial" w:cs="Arial"/>
+          <w:sz w:val="22"/>
+          <w:szCs w:val="22"/>
+          <w:lang w:val="en-US"/>
+        </w:rPr>
+      </w:pPr>
       <w:r>
         <w:rPr>
           <w:rFonts w:ascii="SimSun" w:hAnsi="SimSun" w:eastAsia="SimSun" w:cs="SimSun"/>
@@ -2153,6 +2113,571 @@
       </w:r>
       <w:r>
         <w:rPr>
+          <w:rFonts w:hint="default" w:ascii="Arial" w:hAnsi="Arial" w:cs="Arial"/>
+          <w:b/>
+          <w:bCs/>
+          <w:sz w:val="22"/>
+          <w:szCs w:val="22"/>
+          <w:lang w:val="en-US"/>
+        </w:rPr>
+        <w:t>CVs Chat System</w:t>
+      </w:r>
+      <w:r>
+        <w:rPr>
+          <w:rFonts w:hint="default" w:ascii="Arial" w:hAnsi="Arial" w:cs="Arial"/>
+          <w:b w:val="0"/>
+          <w:bCs w:val="0"/>
+          <w:sz w:val="22"/>
+          <w:szCs w:val="22"/>
+          <w:lang w:val="en-US"/>
+        </w:rPr>
+        <w:t xml:space="preserve"> - </w:t>
+      </w:r>
+      <w:r>
+        <w:rPr>
+          <w:rFonts w:hint="default" w:ascii="Arial" w:hAnsi="Arial" w:cs="Arial"/>
+          <w:sz w:val="22"/>
+          <w:szCs w:val="22"/>
+        </w:rPr>
+        <w:t>Built a Retrieval-Augmented Generation (RAG) system to enable intelligent question-answering over multiple CVs.</w:t>
+      </w:r>
+      <w:r>
+        <w:rPr>
+          <w:rFonts w:hint="default" w:ascii="Arial" w:hAnsi="Arial" w:cs="Arial"/>
+          <w:sz w:val="22"/>
+          <w:szCs w:val="22"/>
+        </w:rPr>
+        <w:br w:type="textWrapping"/>
+      </w:r>
+      <w:r>
+        <w:rPr>
+          <w:rFonts w:hint="default" w:ascii="Arial" w:hAnsi="Arial" w:cs="Arial"/>
+          <w:sz w:val="22"/>
+          <w:szCs w:val="22"/>
+        </w:rPr>
+        <w:t>Implemented document-aware chunking, multi-query retrieval, and semantic search to improve answer accuracy.</w:t>
+      </w:r>
+      <w:r>
+        <w:rPr>
+          <w:rFonts w:hint="default" w:ascii="Arial" w:hAnsi="Arial" w:cs="Arial"/>
+          <w:sz w:val="22"/>
+          <w:szCs w:val="22"/>
+          <w:lang w:val="en-US"/>
+        </w:rPr>
+        <w:t xml:space="preserve"> </w:t>
+      </w:r>
+      <w:r>
+        <w:rPr>
+          <w:rFonts w:hint="default" w:ascii="Arial" w:hAnsi="Arial"/>
+          <w:sz w:val="22"/>
+          <w:szCs w:val="22"/>
+          <w:lang w:val="en-US"/>
+        </w:rPr>
+        <w:fldChar w:fldCharType="begin"/>
+      </w:r>
+      <w:r>
+        <w:rPr>
+          <w:rFonts w:hint="default" w:ascii="Arial" w:hAnsi="Arial"/>
+          <w:sz w:val="22"/>
+          <w:szCs w:val="22"/>
+          <w:lang w:val="en-US"/>
+        </w:rPr>
+        <w:instrText xml:space="preserve"> HYPERLINK "https://github.com/Radwa-Salah913/llm-chat-with-database-GBG-" </w:instrText>
+      </w:r>
+      <w:r>
+        <w:rPr>
+          <w:rFonts w:hint="default" w:ascii="Arial" w:hAnsi="Arial"/>
+          <w:sz w:val="22"/>
+          <w:szCs w:val="22"/>
+          <w:lang w:val="en-US"/>
+        </w:rPr>
+        <w:fldChar w:fldCharType="separate"/>
+      </w:r>
+      <w:r>
+        <w:rPr>
+          <w:rStyle w:val="14"/>
+          <w:rFonts w:hint="default" w:ascii="Arial" w:hAnsi="Arial"/>
+          <w:sz w:val="22"/>
+          <w:szCs w:val="22"/>
+          <w:lang w:val="en-US"/>
+        </w:rPr>
+        <w:t>https://github.com/Radwa-Salah913/llm-chat-with-database</w:t>
+      </w:r>
+      <w:r>
+        <w:rPr>
+          <w:rFonts w:hint="default" w:ascii="Arial" w:hAnsi="Arial"/>
+          <w:sz w:val="22"/>
+          <w:szCs w:val="22"/>
+          <w:lang w:val="en-US"/>
+        </w:rPr>
+        <w:fldChar w:fldCharType="end"/>
+      </w:r>
+    </w:p>
+    <w:p>
+      <w:pPr>
+        <w:pStyle w:val="4"/>
+        <w:keepNext w:val="0"/>
+        <w:keepLines w:val="0"/>
+        <w:widowControl/>
+        <w:suppressLineNumbers w:val="0"/>
+        <w:spacing w:before="183" w:beforeLines="50" w:beforeAutospacing="0"/>
+        <w:rPr>
+          <w:b w:val="0"/>
+          <w:bCs w:val="0"/>
+          <w:sz w:val="22"/>
+          <w:szCs w:val="22"/>
+        </w:rPr>
+      </w:pPr>
+      <w:r>
+        <w:rPr>
+          <w:b w:val="0"/>
+          <w:bCs w:val="0"/>
+          <w:sz w:val="22"/>
+          <w:szCs w:val="22"/>
+        </w:rPr>
+        <w:t>Tools &amp; Technologies</w:t>
+      </w:r>
+      <w:r>
+        <w:rPr>
+          <w:rFonts w:hint="default"/>
+          <w:b w:val="0"/>
+          <w:bCs w:val="0"/>
+          <w:sz w:val="22"/>
+          <w:szCs w:val="22"/>
+          <w:lang w:val="en-US"/>
+        </w:rPr>
+        <w:t xml:space="preserve"> : </w:t>
+      </w:r>
+      <w:r>
+        <w:rPr>
+          <w:b w:val="0"/>
+          <w:bCs w:val="0"/>
+          <w:sz w:val="22"/>
+          <w:szCs w:val="22"/>
+        </w:rPr>
+        <w:t xml:space="preserve"> LangChain, RAG, </w:t>
+      </w:r>
+      <w:r>
+        <w:rPr>
+          <w:rFonts w:hint="default"/>
+          <w:b w:val="0"/>
+          <w:bCs w:val="0"/>
+          <w:sz w:val="22"/>
+          <w:szCs w:val="22"/>
+          <w:lang w:val="en-US"/>
+        </w:rPr>
+        <w:t xml:space="preserve">LLM, </w:t>
+      </w:r>
+      <w:r>
+        <w:rPr>
+          <w:b w:val="0"/>
+          <w:bCs w:val="0"/>
+          <w:sz w:val="22"/>
+          <w:szCs w:val="22"/>
+        </w:rPr>
+        <w:t>Qdrant, HNSW, Streamlit, Vector Embeddings</w:t>
+      </w:r>
+    </w:p>
+    <w:p>
+      <w:pPr>
+        <w:spacing w:line="240" w:lineRule="auto"/>
+        <w:rPr>
+          <w:b w:val="0"/>
+          <w:bCs w:val="0"/>
+          <w:sz w:val="18"/>
+          <w:szCs w:val="18"/>
+        </w:rPr>
+      </w:pPr>
+    </w:p>
+    <w:p>
+      <w:pPr>
+        <w:spacing w:line="240" w:lineRule="auto"/>
+        <w:jc w:val="both"/>
+        <w:rPr>
+          <w:rFonts w:ascii="SimSun" w:hAnsi="SimSun" w:eastAsia="SimSun" w:cs="SimSun"/>
+          <w:sz w:val="24"/>
+          <w:szCs w:val="24"/>
+        </w:rPr>
+      </w:pPr>
+      <w:r>
+        <w:rPr>
+          <w:rFonts w:ascii="SimSun" w:hAnsi="SimSun" w:eastAsia="SimSun" w:cs="SimSun"/>
+          <w:sz w:val="24"/>
+          <w:szCs w:val="24"/>
+        </w:rPr>
+        <w:t>•</w:t>
+      </w:r>
+      <w:r>
+        <w:rPr>
+          <w:rFonts w:hint="default" w:ascii="Arial" w:hAnsi="Arial" w:cs="Arial"/>
+          <w:sz w:val="20"/>
+          <w:szCs w:val="20"/>
+        </w:rPr>
+        <w:t xml:space="preserve"> </w:t>
+      </w:r>
+      <w:r>
+        <w:rPr>
+          <w:rStyle w:val="16"/>
+          <w:rFonts w:hint="default" w:ascii="Arial" w:hAnsi="Arial" w:eastAsia="SimSun" w:cs="Arial"/>
+          <w:sz w:val="20"/>
+          <w:szCs w:val="20"/>
+        </w:rPr>
+        <w:t>ATS Recommendation System</w:t>
+      </w:r>
+      <w:r>
+        <w:rPr>
+          <w:rFonts w:hint="default" w:ascii="Arial" w:hAnsi="Arial" w:eastAsia="SimSun" w:cs="Arial"/>
+          <w:sz w:val="20"/>
+          <w:szCs w:val="20"/>
+        </w:rPr>
+        <w:t xml:space="preserve"> – </w:t>
+      </w:r>
+      <w:r>
+        <w:rPr>
+          <w:rFonts w:hint="default" w:ascii="Arial" w:hAnsi="Arial" w:eastAsia="SimSun" w:cs="Arial"/>
+          <w:b w:val="0"/>
+          <w:bCs w:val="0"/>
+          <w:sz w:val="20"/>
+          <w:szCs w:val="20"/>
+        </w:rPr>
+        <w:t xml:space="preserve">leveraging </w:t>
+      </w:r>
+      <w:r>
+        <w:rPr>
+          <w:rStyle w:val="16"/>
+          <w:rFonts w:hint="default" w:ascii="Arial" w:hAnsi="Arial" w:eastAsia="SimSun" w:cs="Arial"/>
+          <w:b w:val="0"/>
+          <w:bCs w:val="0"/>
+          <w:sz w:val="20"/>
+          <w:szCs w:val="20"/>
+        </w:rPr>
+        <w:t>LangChain and LangGraph</w:t>
+      </w:r>
+      <w:r>
+        <w:rPr>
+          <w:rFonts w:hint="default" w:ascii="Arial" w:hAnsi="Arial" w:eastAsia="SimSun" w:cs="Arial"/>
+          <w:b w:val="0"/>
+          <w:bCs w:val="0"/>
+          <w:sz w:val="20"/>
+          <w:szCs w:val="20"/>
+        </w:rPr>
+        <w:t xml:space="preserve"> with </w:t>
+      </w:r>
+      <w:r>
+        <w:rPr>
+          <w:rStyle w:val="16"/>
+          <w:rFonts w:hint="default" w:ascii="Arial" w:hAnsi="Arial" w:eastAsia="SimSun" w:cs="Arial"/>
+          <w:b w:val="0"/>
+          <w:bCs w:val="0"/>
+          <w:sz w:val="20"/>
+          <w:szCs w:val="20"/>
+        </w:rPr>
+        <w:t>OpenAI models</w:t>
+      </w:r>
+      <w:r>
+        <w:rPr>
+          <w:rFonts w:hint="default" w:ascii="Arial" w:hAnsi="Arial" w:eastAsia="SimSun" w:cs="Arial"/>
+          <w:b w:val="0"/>
+          <w:bCs w:val="0"/>
+          <w:sz w:val="20"/>
+          <w:szCs w:val="20"/>
+        </w:rPr>
+        <w:t xml:space="preserve"> to analyze </w:t>
+      </w:r>
+      <w:r>
+        <w:rPr>
+          <w:rStyle w:val="16"/>
+          <w:rFonts w:hint="default" w:ascii="Arial" w:hAnsi="Arial" w:eastAsia="SimSun" w:cs="Arial"/>
+          <w:b w:val="0"/>
+          <w:bCs w:val="0"/>
+          <w:sz w:val="20"/>
+          <w:szCs w:val="20"/>
+        </w:rPr>
+        <w:t>job descriptions and CVs</w:t>
+      </w:r>
+      <w:r>
+        <w:rPr>
+          <w:rFonts w:hint="default" w:ascii="Arial" w:hAnsi="Arial" w:eastAsia="SimSun" w:cs="Arial"/>
+          <w:b w:val="0"/>
+          <w:bCs w:val="0"/>
+          <w:sz w:val="20"/>
+          <w:szCs w:val="20"/>
+        </w:rPr>
+        <w:t xml:space="preserve">, perform intelligent </w:t>
+      </w:r>
+      <w:r>
+        <w:rPr>
+          <w:rStyle w:val="16"/>
+          <w:rFonts w:hint="default" w:ascii="Arial" w:hAnsi="Arial" w:eastAsia="SimSun" w:cs="Arial"/>
+          <w:b w:val="0"/>
+          <w:bCs w:val="0"/>
+          <w:sz w:val="20"/>
+          <w:szCs w:val="20"/>
+        </w:rPr>
+        <w:t>candidate–job matching</w:t>
+      </w:r>
+      <w:r>
+        <w:rPr>
+          <w:rFonts w:hint="default" w:ascii="Arial" w:hAnsi="Arial" w:eastAsia="SimSun" w:cs="Arial"/>
+          <w:b w:val="0"/>
+          <w:bCs w:val="0"/>
+          <w:sz w:val="20"/>
+          <w:szCs w:val="20"/>
+        </w:rPr>
+        <w:t xml:space="preserve">, generate </w:t>
+      </w:r>
+      <w:r>
+        <w:rPr>
+          <w:rStyle w:val="16"/>
+          <w:rFonts w:hint="default" w:ascii="Arial" w:hAnsi="Arial" w:eastAsia="SimSun" w:cs="Arial"/>
+          <w:b w:val="0"/>
+          <w:bCs w:val="0"/>
+          <w:sz w:val="20"/>
+          <w:szCs w:val="20"/>
+        </w:rPr>
+        <w:t>recommendations</w:t>
+      </w:r>
+      <w:r>
+        <w:rPr>
+          <w:rFonts w:hint="default" w:ascii="Arial" w:hAnsi="Arial" w:eastAsia="SimSun" w:cs="Arial"/>
+          <w:b w:val="0"/>
+          <w:bCs w:val="0"/>
+          <w:sz w:val="20"/>
+          <w:szCs w:val="20"/>
+        </w:rPr>
+        <w:t xml:space="preserve">, and automatically </w:t>
+      </w:r>
+      <w:r>
+        <w:rPr>
+          <w:rStyle w:val="16"/>
+          <w:rFonts w:hint="default" w:ascii="Arial" w:hAnsi="Arial" w:eastAsia="SimSun" w:cs="Arial"/>
+          <w:b w:val="0"/>
+          <w:bCs w:val="0"/>
+          <w:sz w:val="20"/>
+          <w:szCs w:val="20"/>
+        </w:rPr>
+        <w:t>produce interview questions</w:t>
+      </w:r>
+      <w:r>
+        <w:rPr>
+          <w:rFonts w:hint="default" w:ascii="Arial" w:hAnsi="Arial" w:eastAsia="SimSun" w:cs="Arial"/>
+          <w:b w:val="0"/>
+          <w:bCs w:val="0"/>
+          <w:sz w:val="20"/>
+          <w:szCs w:val="20"/>
+        </w:rPr>
+        <w:t>.</w:t>
+      </w:r>
+      <w:r>
+        <w:rPr>
+          <w:rFonts w:ascii="SimSun" w:hAnsi="SimSun" w:eastAsia="SimSun" w:cs="SimSun"/>
+          <w:sz w:val="24"/>
+          <w:szCs w:val="24"/>
+        </w:rPr>
+        <w:t xml:space="preserve"> </w:t>
+      </w:r>
+    </w:p>
+    <w:p>
+      <w:pPr>
+        <w:spacing w:line="240" w:lineRule="auto"/>
+        <w:jc w:val="both"/>
+        <w:rPr>
+          <w:rFonts w:ascii="SimSun" w:hAnsi="SimSun" w:eastAsia="SimSun" w:cs="SimSun"/>
+          <w:sz w:val="10"/>
+          <w:szCs w:val="10"/>
+        </w:rPr>
+      </w:pPr>
+    </w:p>
+    <w:p>
+      <w:pPr>
+        <w:spacing w:line="240" w:lineRule="auto"/>
+        <w:rPr>
+          <w:rFonts w:hint="default" w:ascii="SimSun" w:hAnsi="SimSun" w:eastAsia="SimSun" w:cs="SimSun"/>
+          <w:sz w:val="24"/>
+          <w:szCs w:val="24"/>
+          <w:lang w:val="en-US"/>
+        </w:rPr>
+      </w:pPr>
+      <w:r>
+        <w:rPr>
+          <w:b w:val="0"/>
+          <w:bCs w:val="0"/>
+          <w:sz w:val="22"/>
+          <w:szCs w:val="22"/>
+        </w:rPr>
+        <w:t>Tools &amp; Technologie</w:t>
+      </w:r>
+      <w:r>
+        <w:rPr>
+          <w:rFonts w:hint="default"/>
+          <w:b w:val="0"/>
+          <w:bCs w:val="0"/>
+          <w:sz w:val="22"/>
+          <w:szCs w:val="22"/>
+          <w:lang w:val="en-US"/>
+        </w:rPr>
+        <w:t xml:space="preserve">s </w:t>
+      </w:r>
+      <w:r>
+        <w:rPr>
+          <w:rFonts w:hint="default" w:ascii="Arial" w:hAnsi="Arial" w:eastAsia="SimSun" w:cs="Arial"/>
+          <w:sz w:val="22"/>
+          <w:szCs w:val="22"/>
+          <w:lang w:val="en-US"/>
+        </w:rPr>
+        <w:t>: Lang</w:t>
+      </w:r>
+      <w:r>
+        <w:rPr>
+          <w:rFonts w:hint="default" w:eastAsia="SimSun" w:cs="Arial"/>
+          <w:sz w:val="22"/>
+          <w:szCs w:val="22"/>
+          <w:lang w:val="en-US"/>
+        </w:rPr>
+        <w:t>C</w:t>
+      </w:r>
+      <w:r>
+        <w:rPr>
+          <w:rFonts w:hint="default" w:ascii="Arial" w:hAnsi="Arial" w:eastAsia="SimSun" w:cs="Arial"/>
+          <w:sz w:val="22"/>
+          <w:szCs w:val="22"/>
+          <w:lang w:val="en-US"/>
+        </w:rPr>
+        <w:t>hain, LL</w:t>
+      </w:r>
+      <w:r>
+        <w:rPr>
+          <w:rFonts w:hint="default" w:eastAsia="SimSun" w:cs="Arial"/>
+          <w:sz w:val="22"/>
+          <w:szCs w:val="22"/>
+          <w:lang w:val="en-US"/>
+        </w:rPr>
+        <w:t>M</w:t>
+      </w:r>
+      <w:r>
+        <w:rPr>
+          <w:rFonts w:hint="default" w:ascii="Arial" w:hAnsi="Arial" w:eastAsia="SimSun" w:cs="Arial"/>
+          <w:sz w:val="22"/>
+          <w:szCs w:val="22"/>
+          <w:lang w:val="en-US"/>
+        </w:rPr>
+        <w:t>s, Streamlit, Text Parsing</w:t>
+      </w:r>
+      <w:r>
+        <w:rPr>
+          <w:rFonts w:hint="default" w:eastAsia="SimSun" w:cs="Arial"/>
+          <w:sz w:val="22"/>
+          <w:szCs w:val="22"/>
+          <w:lang w:val="en-US"/>
+        </w:rPr>
+        <w:t>.</w:t>
+      </w:r>
+      <w:r>
+        <w:rPr>
+          <w:rFonts w:hint="default" w:ascii="SimSun" w:hAnsi="SimSun" w:eastAsia="SimSun" w:cs="SimSun"/>
+          <w:sz w:val="24"/>
+          <w:szCs w:val="24"/>
+          <w:lang w:val="en-US"/>
+        </w:rPr>
+        <w:t xml:space="preserve"> </w:t>
+      </w:r>
+    </w:p>
+    <w:p>
+      <w:pPr>
+        <w:spacing w:line="240" w:lineRule="auto"/>
+        <w:rPr>
+          <w:b w:val="0"/>
+          <w:bCs w:val="0"/>
+          <w:sz w:val="18"/>
+          <w:szCs w:val="18"/>
+        </w:rPr>
+      </w:pPr>
+      <w:bookmarkStart w:id="0" w:name="_GoBack"/>
+      <w:bookmarkEnd w:id="0"/>
+    </w:p>
+    <w:p>
+      <w:r>
+        <w:rPr>
+          <w:rFonts w:ascii="SimSun" w:hAnsi="SimSun" w:eastAsia="SimSun" w:cs="SimSun"/>
+          <w:sz w:val="24"/>
+          <w:szCs w:val="24"/>
+        </w:rPr>
+        <w:t>•</w:t>
+      </w:r>
+      <w:r>
+        <w:rPr>
+          <w:rFonts w:hint="default" w:ascii="Arial" w:hAnsi="Arial" w:cs="Arial"/>
+          <w:sz w:val="20"/>
+          <w:szCs w:val="20"/>
+        </w:rPr>
+        <w:t xml:space="preserve"> </w:t>
+      </w:r>
+      <w:r>
+        <w:rPr>
+          <w:rStyle w:val="16"/>
+          <w:sz w:val="22"/>
+          <w:szCs w:val="22"/>
+        </w:rPr>
+        <w:t>Recap &amp; Review System</w:t>
+      </w:r>
+      <w:r>
+        <w:t xml:space="preserve"> – Developed an LLM-powered multilingual session summarization tool using </w:t>
+      </w:r>
+      <w:r>
+        <w:rPr>
+          <w:rStyle w:val="16"/>
+        </w:rPr>
+        <w:t>DeepSeek, T5, BERT</w:t>
+      </w:r>
+      <w:r>
+        <w:t xml:space="preserve">, and </w:t>
+      </w:r>
+      <w:r>
+        <w:rPr>
+          <w:rStyle w:val="16"/>
+        </w:rPr>
+        <w:t>Whisper</w:t>
+      </w:r>
+      <w:r>
+        <w:t>, improving content comprehension for students,</w:t>
+      </w:r>
+      <w:r>
+        <w:rPr>
+          <w:rFonts w:eastAsia="SimSun"/>
+        </w:rPr>
+        <w:t>increasing processing efficiency by 60%</w:t>
+      </w:r>
+      <w:r>
+        <w:t>.</w:t>
+      </w:r>
+    </w:p>
+    <w:p>
+      <w:pPr>
+        <w:rPr>
+          <w:sz w:val="11"/>
+          <w:szCs w:val="11"/>
+        </w:rPr>
+      </w:pPr>
+    </w:p>
+    <w:p>
+      <w:r>
+        <w:rPr>
+          <w:rFonts w:ascii="SimSun" w:hAnsi="SimSun" w:eastAsia="SimSun" w:cs="SimSun"/>
+          <w:sz w:val="24"/>
+          <w:szCs w:val="24"/>
+        </w:rPr>
+        <w:t>•</w:t>
+      </w:r>
+      <w:r>
+        <w:rPr>
+          <w:rFonts w:hint="default" w:ascii="Arial" w:hAnsi="Arial" w:cs="Arial"/>
+          <w:sz w:val="20"/>
+          <w:szCs w:val="20"/>
+        </w:rPr>
+        <w:t xml:space="preserve"> </w:t>
+      </w:r>
+      <w:r>
+        <w:rPr>
           <w:rStyle w:val="16"/>
           <w:sz w:val="22"/>
           <w:szCs w:val="22"/>
@@ -2187,322 +2712,11 @@
       <w:pPr>
         <w:spacing w:line="240" w:lineRule="auto"/>
         <w:rPr>
-          <w:rStyle w:val="16"/>
           <w:rFonts w:ascii="Arial" w:hAnsi="Arial" w:cs="Arial"/>
           <w:sz w:val="20"/>
           <w:szCs w:val="20"/>
         </w:rPr>
       </w:pPr>
-      <w:r>
-        <w:rPr>
-          <w:rFonts w:ascii="SimSun" w:hAnsi="SimSun" w:eastAsia="SimSun" w:cs="SimSun"/>
-          <w:sz w:val="24"/>
-          <w:szCs w:val="24"/>
-        </w:rPr>
-        <w:t>•</w:t>
-      </w:r>
-      <w:r>
-        <w:rPr>
-          <w:rFonts w:hint="default" w:ascii="Arial" w:hAnsi="Arial" w:cs="Arial"/>
-          <w:sz w:val="20"/>
-          <w:szCs w:val="20"/>
-        </w:rPr>
-        <w:t xml:space="preserve"> </w:t>
-      </w:r>
-      <w:r>
-        <w:rPr>
-          <w:rStyle w:val="16"/>
-          <w:rFonts w:hint="default" w:ascii="Arial" w:hAnsi="Arial" w:eastAsia="SimSun" w:cs="Arial"/>
-          <w:sz w:val="20"/>
-          <w:szCs w:val="20"/>
-        </w:rPr>
-        <w:t>ATS Recommendation System</w:t>
-      </w:r>
-      <w:r>
-        <w:rPr>
-          <w:rFonts w:hint="default" w:ascii="Arial" w:hAnsi="Arial" w:eastAsia="SimSun" w:cs="Arial"/>
-          <w:sz w:val="20"/>
-          <w:szCs w:val="20"/>
-        </w:rPr>
-        <w:t xml:space="preserve"> – leveraging </w:t>
-      </w:r>
-      <w:r>
-        <w:rPr>
-          <w:rStyle w:val="16"/>
-          <w:rFonts w:hint="default" w:ascii="Arial" w:hAnsi="Arial" w:eastAsia="SimSun" w:cs="Arial"/>
-          <w:sz w:val="20"/>
-          <w:szCs w:val="20"/>
-        </w:rPr>
-        <w:t>LangChain and LangGraph</w:t>
-      </w:r>
-      <w:r>
-        <w:rPr>
-          <w:rFonts w:hint="default" w:ascii="Arial" w:hAnsi="Arial" w:eastAsia="SimSun" w:cs="Arial"/>
-          <w:sz w:val="20"/>
-          <w:szCs w:val="20"/>
-        </w:rPr>
-        <w:t xml:space="preserve"> with </w:t>
-      </w:r>
-      <w:r>
-        <w:rPr>
-          <w:rStyle w:val="16"/>
-          <w:rFonts w:hint="default" w:ascii="Arial" w:hAnsi="Arial" w:eastAsia="SimSun" w:cs="Arial"/>
-          <w:sz w:val="20"/>
-          <w:szCs w:val="20"/>
-        </w:rPr>
-        <w:t>OpenAI models</w:t>
-      </w:r>
-      <w:r>
-        <w:rPr>
-          <w:rFonts w:hint="default" w:ascii="Arial" w:hAnsi="Arial" w:eastAsia="SimSun" w:cs="Arial"/>
-          <w:sz w:val="20"/>
-          <w:szCs w:val="20"/>
-        </w:rPr>
-        <w:t xml:space="preserve"> to analyze </w:t>
-      </w:r>
-      <w:r>
-        <w:rPr>
-          <w:rStyle w:val="16"/>
-          <w:rFonts w:hint="default" w:ascii="Arial" w:hAnsi="Arial" w:eastAsia="SimSun" w:cs="Arial"/>
-          <w:sz w:val="20"/>
-          <w:szCs w:val="20"/>
-        </w:rPr>
-        <w:t>job descriptions and CVs</w:t>
-      </w:r>
-      <w:r>
-        <w:rPr>
-          <w:rFonts w:hint="default" w:ascii="Arial" w:hAnsi="Arial" w:eastAsia="SimSun" w:cs="Arial"/>
-          <w:sz w:val="20"/>
-          <w:szCs w:val="20"/>
-        </w:rPr>
-        <w:t xml:space="preserve">, perform intelligent </w:t>
-      </w:r>
-      <w:r>
-        <w:rPr>
-          <w:rStyle w:val="16"/>
-          <w:rFonts w:hint="default" w:ascii="Arial" w:hAnsi="Arial" w:eastAsia="SimSun" w:cs="Arial"/>
-          <w:sz w:val="20"/>
-          <w:szCs w:val="20"/>
-        </w:rPr>
-        <w:t>candidate–job matching</w:t>
-      </w:r>
-      <w:r>
-        <w:rPr>
-          <w:rFonts w:hint="default" w:ascii="Arial" w:hAnsi="Arial" w:eastAsia="SimSun" w:cs="Arial"/>
-          <w:sz w:val="20"/>
-          <w:szCs w:val="20"/>
-        </w:rPr>
-        <w:t xml:space="preserve">, generate </w:t>
-      </w:r>
-      <w:r>
-        <w:rPr>
-          <w:rStyle w:val="16"/>
-          <w:rFonts w:hint="default" w:ascii="Arial" w:hAnsi="Arial" w:eastAsia="SimSun" w:cs="Arial"/>
-          <w:sz w:val="20"/>
-          <w:szCs w:val="20"/>
-        </w:rPr>
-        <w:t>recommendations</w:t>
-      </w:r>
-      <w:r>
-        <w:rPr>
-          <w:rFonts w:hint="default" w:ascii="Arial" w:hAnsi="Arial" w:eastAsia="SimSun" w:cs="Arial"/>
-          <w:sz w:val="20"/>
-          <w:szCs w:val="20"/>
-        </w:rPr>
-        <w:t xml:space="preserve">, and automatically </w:t>
-      </w:r>
-      <w:r>
-        <w:rPr>
-          <w:rStyle w:val="16"/>
-          <w:rFonts w:hint="default" w:ascii="Arial" w:hAnsi="Arial" w:eastAsia="SimSun" w:cs="Arial"/>
-          <w:sz w:val="20"/>
-          <w:szCs w:val="20"/>
-        </w:rPr>
-        <w:t>produce interview questions</w:t>
-      </w:r>
-      <w:r>
-        <w:rPr>
-          <w:rFonts w:hint="default" w:ascii="Arial" w:hAnsi="Arial" w:eastAsia="SimSun" w:cs="Arial"/>
-          <w:sz w:val="20"/>
-          <w:szCs w:val="20"/>
-        </w:rPr>
-        <w:t>.</w:t>
-      </w:r>
-      <w:r>
-        <w:rPr>
-          <w:rFonts w:ascii="SimSun" w:hAnsi="SimSun" w:eastAsia="SimSun" w:cs="SimSun"/>
-          <w:sz w:val="24"/>
-          <w:szCs w:val="24"/>
-        </w:rPr>
-        <w:t xml:space="preserve"> </w:t>
-      </w:r>
-    </w:p>
-    <w:p>
-      <w:pPr>
-        <w:spacing w:line="240" w:lineRule="auto"/>
-        <w:rPr>
-          <w:rFonts w:ascii="Arial" w:hAnsi="Arial" w:cs="Arial"/>
-          <w:sz w:val="20"/>
-          <w:szCs w:val="20"/>
-        </w:rPr>
-      </w:pPr>
-      <w:r>
-        <w:rPr>
-          <w:rFonts w:ascii="Arial" w:hAnsi="Arial" w:cs="Arial"/>
-          <w:sz w:val="20"/>
-          <w:szCs w:val="20"/>
-        </w:rPr>
-        <w:t xml:space="preserve">. </w:t>
-      </w:r>
-    </w:p>
-    <w:p>
-      <w:pPr>
-        <w:pStyle w:val="15"/>
-        <w:rPr>
-          <w:rFonts w:ascii="Arial" w:hAnsi="Arial" w:cs="Arial"/>
-          <w:sz w:val="20"/>
-          <w:szCs w:val="20"/>
-        </w:rPr>
-      </w:pPr>
-      <w:r>
-        <w:rPr>
-          <w:rFonts w:ascii="SimSun" w:hAnsi="SimSun" w:eastAsia="SimSun" w:cs="SimSun"/>
-          <w:sz w:val="24"/>
-          <w:szCs w:val="24"/>
-        </w:rPr>
-        <w:t>•</w:t>
-      </w:r>
-      <w:r>
-        <w:rPr>
-          <w:rFonts w:hint="default" w:ascii="Arial" w:hAnsi="Arial" w:cs="Arial"/>
-          <w:sz w:val="20"/>
-          <w:szCs w:val="20"/>
-        </w:rPr>
-        <w:t xml:space="preserve"> </w:t>
-      </w:r>
-      <w:r>
-        <w:rPr>
-          <w:rStyle w:val="16"/>
-          <w:rFonts w:ascii="Arial" w:hAnsi="Arial" w:cs="Arial"/>
-          <w:sz w:val="20"/>
-          <w:szCs w:val="20"/>
-        </w:rPr>
-        <w:t>Breast Cancer Detection</w:t>
-      </w:r>
-      <w:r>
-        <w:rPr>
-          <w:rFonts w:ascii="Arial" w:hAnsi="Arial" w:cs="Arial"/>
-          <w:sz w:val="20"/>
-          <w:szCs w:val="20"/>
-        </w:rPr>
-        <w:t xml:space="preserve"> – Built a </w:t>
-      </w:r>
-      <w:r>
-        <w:rPr>
-          <w:rStyle w:val="16"/>
-          <w:rFonts w:ascii="Arial" w:hAnsi="Arial" w:cs="Arial"/>
-          <w:sz w:val="20"/>
-          <w:szCs w:val="20"/>
-        </w:rPr>
-        <w:t>Random Forest</w:t>
-      </w:r>
-      <w:r>
-        <w:rPr>
-          <w:rFonts w:ascii="Arial" w:hAnsi="Arial" w:cs="Arial"/>
-          <w:sz w:val="20"/>
-          <w:szCs w:val="20"/>
-        </w:rPr>
-        <w:t xml:space="preserve"> diagnostic model achieving 97% accuracy with optimized preprocessing &amp; feature engineering</w:t>
-      </w:r>
-      <w:r>
-        <w:rPr>
-          <w:rFonts w:hint="default" w:ascii="Arial" w:hAnsi="Arial" w:cs="Arial"/>
-          <w:sz w:val="20"/>
-          <w:szCs w:val="20"/>
-          <w:lang w:val="en-US"/>
-        </w:rPr>
-        <w:t xml:space="preserve"> based on real world collected dataset</w:t>
-      </w:r>
-      <w:r>
-        <w:rPr>
-          <w:rFonts w:ascii="Arial" w:hAnsi="Arial" w:cs="Arial"/>
-          <w:sz w:val="20"/>
-          <w:szCs w:val="20"/>
-        </w:rPr>
-        <w:t>.</w:t>
-      </w:r>
-    </w:p>
-    <w:p>
-      <w:pPr>
-        <w:pStyle w:val="15"/>
-        <w:rPr>
-          <w:rFonts w:hint="default" w:ascii="Arial" w:hAnsi="Arial" w:eastAsia="SimSun" w:cs="Arial"/>
-          <w:color w:val="000000"/>
-          <w:kern w:val="0"/>
-          <w:sz w:val="18"/>
-          <w:szCs w:val="18"/>
-          <w:lang w:val="en-US" w:eastAsia="zh-CN" w:bidi="ar"/>
-        </w:rPr>
-      </w:pPr>
-      <w:r>
-        <w:rPr>
-          <w:rFonts w:ascii="SimSun" w:hAnsi="SimSun" w:eastAsia="SimSun" w:cs="SimSun"/>
-          <w:sz w:val="24"/>
-          <w:szCs w:val="24"/>
-        </w:rPr>
-        <w:t>•</w:t>
-      </w:r>
-      <w:r>
-        <w:rPr>
-          <w:rFonts w:hint="default" w:ascii="Arial" w:hAnsi="Arial" w:cs="Arial"/>
-          <w:sz w:val="20"/>
-          <w:szCs w:val="20"/>
-        </w:rPr>
-        <w:t xml:space="preserve"> </w:t>
-      </w:r>
-      <w:r>
-        <w:rPr>
-          <w:rStyle w:val="16"/>
-          <w:rFonts w:ascii="Arial" w:hAnsi="Arial" w:cs="Arial"/>
-          <w:sz w:val="20"/>
-          <w:szCs w:val="20"/>
-        </w:rPr>
-        <w:t>IoT Network Attack Classification</w:t>
-      </w:r>
-      <w:r>
-        <w:rPr>
-          <w:rFonts w:ascii="Arial" w:hAnsi="Arial" w:cs="Arial"/>
-          <w:sz w:val="20"/>
-          <w:szCs w:val="20"/>
-        </w:rPr>
-        <w:t xml:space="preserve"> – Developed an SVM-based multi-class classification model with 97% accuracy, deployed with </w:t>
-      </w:r>
-      <w:r>
-        <w:rPr>
-          <w:rStyle w:val="16"/>
-          <w:rFonts w:ascii="Arial" w:hAnsi="Arial" w:cs="Arial"/>
-          <w:sz w:val="20"/>
-          <w:szCs w:val="20"/>
-        </w:rPr>
-        <w:t>Streamlit</w:t>
-      </w:r>
-      <w:r>
-        <w:rPr>
-          <w:rFonts w:ascii="Arial" w:hAnsi="Arial" w:cs="Arial"/>
-          <w:sz w:val="20"/>
-          <w:szCs w:val="20"/>
-        </w:rPr>
-        <w:t xml:space="preserve"> and </w:t>
-      </w:r>
-      <w:r>
-        <w:rPr>
-          <w:rStyle w:val="16"/>
-          <w:rFonts w:ascii="Arial" w:hAnsi="Arial" w:cs="Arial"/>
-          <w:sz w:val="20"/>
-          <w:szCs w:val="20"/>
-        </w:rPr>
-        <w:t>Power BI</w:t>
-      </w:r>
       <w:r>
         <w:rPr>
           <w:rFonts w:ascii="Arial" w:hAnsi="Arial" w:cs="Arial"/>
